--- a/Description of requirements.docx
+++ b/Description of requirements.docx
@@ -1719,6 +1719,21 @@
     <w:p>
       <w:pPr>
         <w:rPr>
+          <w:rFonts w:hint="default"/>
+          <w:lang w:val="en-US" w:eastAsia="zh-CN"/>
+        </w:rPr>
+      </w:pPr>
+      <w:r>
+        <w:rPr>
+          <w:rFonts w:hint="eastAsia"/>
+          <w:lang w:val="en-US" w:eastAsia="zh-CN"/>
+        </w:rPr>
+        <w:t>顶点着色</w:t>
+      </w:r>
+    </w:p>
+    <w:p>
+      <w:pPr>
+        <w:rPr>
           <w:rFonts w:hint="eastAsia"/>
           <w:lang w:val="en-US" w:eastAsia="zh-CN"/>
         </w:rPr>
@@ -2768,22 +2783,6 @@
     </w:p>
     <w:p>
       <w:pPr>
-        <w:ind w:firstLine="420" w:firstLineChars="0"/>
-        <w:rPr>
-          <w:rFonts w:hint="eastAsia"/>
-          <w:lang w:val="en-US" w:eastAsia="zh-CN"/>
-        </w:rPr>
-      </w:pPr>
-      <w:r>
-        <w:rPr>
-          <w:rFonts w:hint="eastAsia"/>
-          <w:lang w:val="en-US" w:eastAsia="zh-CN"/>
-        </w:rPr>
-        <w:t>投影出来的n-1维物体</w:t>
-      </w:r>
-    </w:p>
-    <w:p>
-      <w:pPr>
         <w:rPr>
           <w:rFonts w:hint="eastAsia"/>
           <w:lang w:val="en-US" w:eastAsia="zh-CN"/>
@@ -3406,22 +3405,6 @@
     </w:p>
     <w:p>
       <w:pPr>
-        <w:ind w:firstLine="420" w:firstLineChars="0"/>
-        <w:rPr>
-          <w:rFonts w:hint="default"/>
-          <w:lang w:val="en-US" w:eastAsia="zh-CN"/>
-        </w:rPr>
-      </w:pPr>
-      <w:r>
-        <w:rPr>
-          <w:rFonts w:hint="eastAsia"/>
-          <w:lang w:val="en-US" w:eastAsia="zh-CN"/>
-        </w:rPr>
-        <w:t>投影出来的n-1维线</w:t>
-      </w:r>
-    </w:p>
-    <w:p>
-      <w:pPr>
         <w:rPr>
           <w:rFonts w:hint="eastAsia"/>
           <w:lang w:val="en-US" w:eastAsia="zh-CN"/>
@@ -3607,56 +3590,424 @@
         <w:bidi w:val="0"/>
       </w:pPr>
       <w:r>
-        <w:t>N维</w:t>
-      </w:r>
-      <w:r>
-        <w:rPr>
-          <w:rFonts w:hint="eastAsia"/>
-          <w:lang w:val="en-US" w:eastAsia="zh-CN"/>
-        </w:rPr>
-        <w:t>类</w:t>
+        <w:rPr>
+          <w:rFonts w:hint="eastAsia"/>
+        </w:rPr>
+        <w:t>超方形</w:t>
+      </w:r>
+    </w:p>
+    <w:p>
+      <w:pPr>
+        <w:rPr>
+          <w:rFonts w:hint="eastAsia"/>
+          <w:lang w:val="en-US" w:eastAsia="zh-CN"/>
+        </w:rPr>
+      </w:pPr>
+      <w:r>
+        <w:rPr>
+          <w:rFonts w:hint="eastAsia"/>
+          <w:lang w:val="en-US" w:eastAsia="zh-CN"/>
+        </w:rPr>
+        <w:t>零维流形 点p(n) = 2^n</w:t>
+      </w:r>
+    </w:p>
+    <w:p>
+      <w:pPr>
+        <w:rPr>
+          <w:rFonts w:hint="default"/>
+          <w:lang w:val="en-US" w:eastAsia="zh-CN"/>
+        </w:rPr>
+      </w:pPr>
+      <w:r>
+        <w:rPr>
+          <w:rFonts w:hint="eastAsia"/>
+          <w:lang w:val="en-US" w:eastAsia="zh-CN"/>
+        </w:rPr>
+        <w:t>一维流形 边e(n) = n * 2^(n - 1)</w:t>
+      </w:r>
+    </w:p>
+    <w:p>
+      <w:pPr>
+        <w:rPr>
+          <w:rFonts w:hint="default"/>
+          <w:lang w:val="en-US" w:eastAsia="zh-CN"/>
+        </w:rPr>
+      </w:pPr>
+      <w:r>
+        <w:rPr>
+          <w:rFonts w:hint="default"/>
+          <w:lang w:val="en-US" w:eastAsia="zh-CN"/>
+        </w:rPr>
+        <w:t>具体来说：</w:t>
+      </w:r>
+    </w:p>
+    <w:p>
+      <w:pPr>
+        <w:rPr>
+          <w:rFonts w:hint="default"/>
+          <w:lang w:val="en-US" w:eastAsia="zh-CN"/>
+        </w:rPr>
+      </w:pPr>
+      <w:r>
+        <w:rPr>
+          <w:rFonts w:hint="default"/>
+          <w:lang w:val="en-US" w:eastAsia="zh-CN"/>
+        </w:rPr>
+        <w:t>k维</w:t>
+      </w:r>
+      <w:r>
+        <w:rPr>
+          <w:rFonts w:hint="eastAsia"/>
+          <w:lang w:val="en-US" w:eastAsia="zh-CN"/>
+        </w:rPr>
+        <w:t>流形</w:t>
+      </w:r>
+      <w:r>
+        <w:rPr>
+          <w:rFonts w:hint="default"/>
+          <w:lang w:val="en-US" w:eastAsia="zh-CN"/>
+        </w:rPr>
+        <w:t>（k &lt; n）数量的公式为：</w:t>
       </w:r>
       <w:bookmarkStart w:id="0" w:name="_GoBack"/>
       <w:bookmarkEnd w:id="0"/>
-      <w:r>
-        <w:rPr>
-          <w:rFonts w:hint="eastAsia"/>
-          <w:lang w:val="en-US" w:eastAsia="zh-CN"/>
-        </w:rPr>
-        <w:t>长</w:t>
-      </w:r>
-      <w:r>
-        <w:t>方体</w:t>
-      </w:r>
-    </w:p>
-    <w:p>
-      <w:pPr>
-        <w:rPr>
-          <w:rFonts w:hint="eastAsia"/>
-          <w:lang w:val="en-US" w:eastAsia="zh-CN"/>
-        </w:rPr>
-      </w:pPr>
-      <w:r>
-        <w:rPr>
-          <w:rFonts w:hint="eastAsia"/>
-          <w:lang w:val="en-US" w:eastAsia="zh-CN"/>
-        </w:rPr>
-        <w:t>零维流形 点p(n) = 2^n</w:t>
-      </w:r>
-    </w:p>
-    <w:p>
-      <w:pPr>
-        <w:rPr>
-          <w:rFonts w:hint="default"/>
-          <w:lang w:val="en-US" w:eastAsia="zh-CN"/>
-        </w:rPr>
-      </w:pPr>
-      <w:r>
-        <w:rPr>
-          <w:rFonts w:hint="eastAsia"/>
-          <w:lang w:val="en-US" w:eastAsia="zh-CN"/>
-        </w:rPr>
-        <w:t>一维流形 边e(n) = n * 2^(n - 1)</w:t>
+    </w:p>
+    <w:p>
+      <w:pPr>
+        <w:rPr>
+          <w:rFonts w:hint="default"/>
+          <w:lang w:val="en-US" w:eastAsia="zh-CN"/>
+        </w:rPr>
+      </w:pPr>
+      <w:r>
+        <w:rPr>
+          <w:rFonts w:hint="eastAsia"/>
+          <w:lang w:val="en-US" w:eastAsia="zh-CN"/>
+        </w:rPr>
+        <w:t>流形数</w:t>
+      </w:r>
+      <w:r>
+        <w:rPr>
+          <w:rFonts w:hint="default"/>
+          <w:lang w:val="en-US" w:eastAsia="zh-CN"/>
+        </w:rPr>
+        <w:t>数=</w:t>
+      </w:r>
+      <w:r>
+        <w:rPr>
+          <w:rFonts w:hint="eastAsia"/>
+          <w:lang w:val="en-US" w:eastAsia="zh-CN"/>
+        </w:rPr>
+        <w:t>C</w:t>
+      </w:r>
+      <w:r>
+        <w:rPr>
+          <w:rFonts w:hint="default"/>
+          <w:lang w:val="en-US" w:eastAsia="zh-CN"/>
+        </w:rPr>
+        <w:t>(n</w:t>
+      </w:r>
+      <w:r>
+        <w:rPr>
+          <w:rFonts w:hint="eastAsia"/>
+          <w:lang w:val="en-US" w:eastAsia="zh-CN"/>
+        </w:rPr>
+        <w:t>,</w:t>
+      </w:r>
+      <w:r>
+        <w:rPr>
+          <w:rFonts w:hint="default"/>
+          <w:lang w:val="en-US" w:eastAsia="zh-CN"/>
+        </w:rPr>
+        <w:t>k)</w:t>
+      </w:r>
+      <w:r>
+        <w:rPr>
+          <w:rFonts w:hint="eastAsia"/>
+          <w:lang w:val="en-US" w:eastAsia="zh-CN"/>
+        </w:rPr>
+        <w:t xml:space="preserve"> </w:t>
+      </w:r>
+      <w:r>
+        <w:rPr>
+          <w:rFonts w:hint="default"/>
+          <w:lang w:val="en-US" w:eastAsia="zh-CN"/>
+        </w:rPr>
+        <w:t>×</w:t>
+      </w:r>
+      <w:r>
+        <w:rPr>
+          <w:rFonts w:hint="eastAsia"/>
+          <w:lang w:val="en-US" w:eastAsia="zh-CN"/>
+        </w:rPr>
+        <w:t xml:space="preserve"> </w:t>
+      </w:r>
+      <w:r>
+        <w:rPr>
+          <w:rFonts w:hint="default"/>
+          <w:lang w:val="en-US" w:eastAsia="zh-CN"/>
+        </w:rPr>
+        <w:t>2</w:t>
+      </w:r>
+      <w:r>
+        <w:rPr>
+          <w:rFonts w:hint="eastAsia"/>
+          <w:lang w:val="en-US" w:eastAsia="zh-CN"/>
+        </w:rPr>
+        <w:t>^(</w:t>
+      </w:r>
+      <w:r>
+        <w:rPr>
+          <w:rFonts w:hint="default"/>
+          <w:lang w:val="en-US" w:eastAsia="zh-CN"/>
+        </w:rPr>
+        <w:t>n</w:t>
+      </w:r>
+      <w:r>
+        <w:rPr>
+          <w:rFonts w:hint="eastAsia"/>
+          <w:lang w:val="en-US" w:eastAsia="zh-CN"/>
+        </w:rPr>
+        <w:t xml:space="preserve"> </w:t>
+      </w:r>
+      <w:r>
+        <w:rPr>
+          <w:rFonts w:hint="default"/>
+          <w:lang w:val="en-US" w:eastAsia="zh-CN"/>
+        </w:rPr>
+        <w:t>−</w:t>
+      </w:r>
+      <w:r>
+        <w:rPr>
+          <w:rFonts w:hint="eastAsia"/>
+          <w:lang w:val="en-US" w:eastAsia="zh-CN"/>
+        </w:rPr>
+        <w:t xml:space="preserve"> </w:t>
+      </w:r>
+      <w:r>
+        <w:rPr>
+          <w:rFonts w:hint="default"/>
+          <w:lang w:val="en-US" w:eastAsia="zh-CN"/>
+        </w:rPr>
+        <w:t>k</w:t>
+      </w:r>
+      <w:r>
+        <w:rPr>
+          <w:rFonts w:hint="eastAsia"/>
+          <w:lang w:val="en-US" w:eastAsia="zh-CN"/>
+        </w:rPr>
+        <w:t>)</w:t>
+      </w:r>
+    </w:p>
+    <w:p>
+      <w:pPr>
+        <w:rPr>
+          <w:rFonts w:hint="default"/>
+          <w:lang w:val="en-US" w:eastAsia="zh-CN"/>
+        </w:rPr>
+      </w:pPr>
+      <w:r>
+        <w:rPr>
+          <w:rFonts w:hint="default"/>
+          <w:lang w:val="en-US" w:eastAsia="zh-CN"/>
+        </w:rPr>
+        <w:t>这里的</w:t>
+      </w:r>
+      <w:r>
+        <w:rPr>
+          <w:rFonts w:hint="eastAsia"/>
+          <w:lang w:val="en-US" w:eastAsia="zh-CN"/>
+        </w:rPr>
+        <w:t>C</w:t>
+      </w:r>
+      <w:r>
+        <w:rPr>
+          <w:rFonts w:hint="default"/>
+          <w:lang w:val="en-US" w:eastAsia="zh-CN"/>
+        </w:rPr>
+        <w:t>(n</w:t>
+      </w:r>
+      <w:r>
+        <w:rPr>
+          <w:rFonts w:hint="eastAsia"/>
+          <w:lang w:val="en-US" w:eastAsia="zh-CN"/>
+        </w:rPr>
+        <w:t>,</w:t>
+      </w:r>
+      <w:r>
+        <w:rPr>
+          <w:rFonts w:hint="default"/>
+          <w:lang w:val="en-US" w:eastAsia="zh-CN"/>
+        </w:rPr>
+        <w:t>k)是从 n 维中选择 k 维的组合数，2</w:t>
+      </w:r>
+      <w:r>
+        <w:rPr>
+          <w:rFonts w:hint="eastAsia"/>
+          <w:lang w:val="en-US" w:eastAsia="zh-CN"/>
+        </w:rPr>
+        <w:t>^(</w:t>
+      </w:r>
+      <w:r>
+        <w:rPr>
+          <w:rFonts w:hint="default"/>
+          <w:lang w:val="en-US" w:eastAsia="zh-CN"/>
+        </w:rPr>
+        <w:t>n</w:t>
+      </w:r>
+      <w:r>
+        <w:rPr>
+          <w:rFonts w:hint="eastAsia"/>
+          <w:lang w:val="en-US" w:eastAsia="zh-CN"/>
+        </w:rPr>
+        <w:t xml:space="preserve"> </w:t>
+      </w:r>
+      <w:r>
+        <w:rPr>
+          <w:rFonts w:hint="default"/>
+          <w:lang w:val="en-US" w:eastAsia="zh-CN"/>
+        </w:rPr>
+        <w:t>−</w:t>
+      </w:r>
+      <w:r>
+        <w:rPr>
+          <w:rFonts w:hint="eastAsia"/>
+          <w:lang w:val="en-US" w:eastAsia="zh-CN"/>
+        </w:rPr>
+        <w:t xml:space="preserve"> </w:t>
+      </w:r>
+      <w:r>
+        <w:rPr>
+          <w:rFonts w:hint="default"/>
+          <w:lang w:val="en-US" w:eastAsia="zh-CN"/>
+        </w:rPr>
+        <w:t>k</w:t>
+      </w:r>
+      <w:r>
+        <w:rPr>
+          <w:rFonts w:hint="eastAsia"/>
+          <w:lang w:val="en-US" w:eastAsia="zh-CN"/>
+        </w:rPr>
+        <w:t>)</w:t>
+      </w:r>
+      <w:r>
+        <w:rPr>
+          <w:rFonts w:hint="default"/>
+          <w:lang w:val="en-US" w:eastAsia="zh-CN"/>
+        </w:rPr>
+        <w:t>表示剩余的维度在每个面上可以取的选择。</w:t>
+      </w:r>
+    </w:p>
+    <w:p>
+      <w:pPr>
+        <w:rPr>
+          <w:rFonts w:hint="default"/>
+          <w:lang w:val="en-US" w:eastAsia="zh-CN"/>
+        </w:rPr>
+      </w:pPr>
+    </w:p>
+    <w:p>
+      <w:pPr>
+        <w:rPr>
+          <w:rFonts w:hint="default"/>
+          <w:lang w:val="en-US" w:eastAsia="zh-CN"/>
+        </w:rPr>
+      </w:pPr>
+      <w:r>
+        <w:rPr>
+          <w:rFonts w:hint="eastAsia"/>
+          <w:lang w:val="en-US" w:eastAsia="zh-CN"/>
+        </w:rPr>
+        <w:t>子流形生成算法：k维流形根据k-1维流形生成，采用递归思想，最后进行去重</w:t>
+      </w:r>
+    </w:p>
+    <w:p>
+      <w:pPr>
+        <w:ind w:firstLine="420" w:firstLineChars="0"/>
+        <w:rPr>
+          <w:rFonts w:hint="default"/>
+          <w:lang w:val="en-US" w:eastAsia="zh-CN"/>
+        </w:rPr>
+      </w:pPr>
+    </w:p>
+    <w:p>
+      <w:pPr>
+        <w:rPr>
+          <w:rFonts w:hint="default"/>
+          <w:lang w:val="en-US" w:eastAsia="zh-CN"/>
+        </w:rPr>
+      </w:pPr>
+    </w:p>
+    <w:p>
+      <w:pPr>
+        <w:rPr>
+          <w:rFonts w:hint="default"/>
+          <w:lang w:val="en-US" w:eastAsia="zh-CN"/>
+        </w:rPr>
+      </w:pPr>
+      <w:r>
+        <w:rPr>
+          <w:rFonts w:hint="eastAsia"/>
+          <w:lang w:val="en-US" w:eastAsia="zh-CN"/>
+        </w:rPr>
+        <w:t>继承：线性几何体</w:t>
+      </w:r>
+    </w:p>
+    <w:p>
+      <w:pPr>
+        <w:pStyle w:val="3"/>
+        <w:bidi w:val="0"/>
+        <w:rPr>
+          <w:rFonts w:hint="eastAsia"/>
+          <w:lang w:val="en-US" w:eastAsia="zh-CN"/>
+        </w:rPr>
+      </w:pPr>
+    </w:p>
+    <w:p>
+      <w:pPr>
+        <w:pStyle w:val="3"/>
+        <w:bidi w:val="0"/>
+        <w:rPr>
+          <w:rFonts w:hint="default" w:eastAsia="黑体"/>
+          <w:lang w:val="en-US" w:eastAsia="zh-CN"/>
+        </w:rPr>
+      </w:pPr>
+      <w:r>
+        <w:rPr>
+          <w:rFonts w:hint="eastAsia"/>
+          <w:lang w:val="en-US" w:eastAsia="zh-CN"/>
+        </w:rPr>
+        <w:t>单纯形（三角形、四面体、单形）</w:t>
+      </w:r>
+    </w:p>
+    <w:p>
+      <w:pPr>
+        <w:rPr>
+          <w:rFonts w:hint="default"/>
+          <w:lang w:val="en-US" w:eastAsia="zh-CN"/>
+        </w:rPr>
+      </w:pPr>
+      <w:r>
+        <w:rPr>
+          <w:rFonts w:hint="eastAsia"/>
+          <w:lang w:val="en-US" w:eastAsia="zh-CN"/>
+        </w:rPr>
+        <w:t>零维流形 点p(n) = n+1</w:t>
+      </w:r>
+    </w:p>
+    <w:p>
+      <w:pPr>
+        <w:rPr>
+          <w:rFonts w:hint="default"/>
+          <w:lang w:val="en-US" w:eastAsia="zh-CN"/>
+        </w:rPr>
+      </w:pPr>
+      <w:r>
+        <w:rPr>
+          <w:rFonts w:hint="eastAsia"/>
+          <w:lang w:val="en-US" w:eastAsia="zh-CN"/>
+        </w:rPr>
+        <w:t>一维流形 边e(n) = (n + 1) / 2</w:t>
       </w:r>
     </w:p>
     <w:p>
@@ -3743,77 +4094,7 @@
           <w:rFonts w:hint="eastAsia"/>
           <w:lang w:val="en-US" w:eastAsia="zh-CN"/>
         </w:rPr>
-        <w:t>,</w:t>
-      </w:r>
-      <w:r>
-        <w:rPr>
-          <w:rFonts w:hint="default"/>
-          <w:lang w:val="en-US" w:eastAsia="zh-CN"/>
-        </w:rPr>
-        <w:t>k)</w:t>
-      </w:r>
-      <w:r>
-        <w:rPr>
-          <w:rFonts w:hint="eastAsia"/>
-          <w:lang w:val="en-US" w:eastAsia="zh-CN"/>
-        </w:rPr>
-        <w:t xml:space="preserve"> </w:t>
-      </w:r>
-      <w:r>
-        <w:rPr>
-          <w:rFonts w:hint="default"/>
-          <w:lang w:val="en-US" w:eastAsia="zh-CN"/>
-        </w:rPr>
-        <w:t>×</w:t>
-      </w:r>
-      <w:r>
-        <w:rPr>
-          <w:rFonts w:hint="eastAsia"/>
-          <w:lang w:val="en-US" w:eastAsia="zh-CN"/>
-        </w:rPr>
-        <w:t xml:space="preserve"> </w:t>
-      </w:r>
-      <w:r>
-        <w:rPr>
-          <w:rFonts w:hint="default"/>
-          <w:lang w:val="en-US" w:eastAsia="zh-CN"/>
-        </w:rPr>
-        <w:t>2</w:t>
-      </w:r>
-      <w:r>
-        <w:rPr>
-          <w:rFonts w:hint="eastAsia"/>
-          <w:lang w:val="en-US" w:eastAsia="zh-CN"/>
-        </w:rPr>
-        <w:t>^(</w:t>
-      </w:r>
-      <w:r>
-        <w:rPr>
-          <w:rFonts w:hint="default"/>
-          <w:lang w:val="en-US" w:eastAsia="zh-CN"/>
-        </w:rPr>
-        <w:t>n</w:t>
-      </w:r>
-      <w:r>
-        <w:rPr>
-          <w:rFonts w:hint="eastAsia"/>
-          <w:lang w:val="en-US" w:eastAsia="zh-CN"/>
-        </w:rPr>
-        <w:t xml:space="preserve"> </w:t>
-      </w:r>
-      <w:r>
-        <w:rPr>
-          <w:rFonts w:hint="default"/>
-          <w:lang w:val="en-US" w:eastAsia="zh-CN"/>
-        </w:rPr>
-        <w:t>−</w:t>
-      </w:r>
-      <w:r>
-        <w:rPr>
-          <w:rFonts w:hint="eastAsia"/>
-          <w:lang w:val="en-US" w:eastAsia="zh-CN"/>
-        </w:rPr>
-        <w:t xml:space="preserve"> </w:t>
+        <w:t>+1,</w:t>
       </w:r>
       <w:r>
         <w:rPr>
@@ -3827,6 +4108,13 @@
           <w:rFonts w:hint="eastAsia"/>
           <w:lang w:val="en-US" w:eastAsia="zh-CN"/>
         </w:rPr>
+        <w:t>+1</w:t>
+      </w:r>
+      <w:r>
+        <w:rPr>
+          <w:rFonts w:hint="default"/>
+          <w:lang w:val="en-US" w:eastAsia="zh-CN"/>
+        </w:rPr>
         <w:t>)</w:t>
       </w:r>
     </w:p>
@@ -3837,105 +4125,6 @@
           <w:lang w:val="en-US" w:eastAsia="zh-CN"/>
         </w:rPr>
       </w:pPr>
-      <w:r>
-        <w:rPr>
-          <w:rFonts w:hint="default"/>
-          <w:lang w:val="en-US" w:eastAsia="zh-CN"/>
-        </w:rPr>
-        <w:t>这里的</w:t>
-      </w:r>
-      <w:r>
-        <w:rPr>
-          <w:rFonts w:hint="eastAsia"/>
-          <w:lang w:val="en-US" w:eastAsia="zh-CN"/>
-        </w:rPr>
-        <w:t>C</w:t>
-      </w:r>
-      <w:r>
-        <w:rPr>
-          <w:rFonts w:hint="default"/>
-          <w:lang w:val="en-US" w:eastAsia="zh-CN"/>
-        </w:rPr>
-        <w:t>(n</w:t>
-      </w:r>
-      <w:r>
-        <w:rPr>
-          <w:rFonts w:hint="eastAsia"/>
-          <w:lang w:val="en-US" w:eastAsia="zh-CN"/>
-        </w:rPr>
-        <w:t>,</w:t>
-      </w:r>
-      <w:r>
-        <w:rPr>
-          <w:rFonts w:hint="default"/>
-          <w:lang w:val="en-US" w:eastAsia="zh-CN"/>
-        </w:rPr>
-        <w:t>k)是从 n 维中选择 k 维的组合数，2</w:t>
-      </w:r>
-      <w:r>
-        <w:rPr>
-          <w:rFonts w:hint="eastAsia"/>
-          <w:lang w:val="en-US" w:eastAsia="zh-CN"/>
-        </w:rPr>
-        <w:t>^(</w:t>
-      </w:r>
-      <w:r>
-        <w:rPr>
-          <w:rFonts w:hint="default"/>
-          <w:lang w:val="en-US" w:eastAsia="zh-CN"/>
-        </w:rPr>
-        <w:t>n</w:t>
-      </w:r>
-      <w:r>
-        <w:rPr>
-          <w:rFonts w:hint="eastAsia"/>
-          <w:lang w:val="en-US" w:eastAsia="zh-CN"/>
-        </w:rPr>
-        <w:t xml:space="preserve"> </w:t>
-      </w:r>
-      <w:r>
-        <w:rPr>
-          <w:rFonts w:hint="default"/>
-          <w:lang w:val="en-US" w:eastAsia="zh-CN"/>
-        </w:rPr>
-        <w:t>−</w:t>
-      </w:r>
-      <w:r>
-        <w:rPr>
-          <w:rFonts w:hint="eastAsia"/>
-          <w:lang w:val="en-US" w:eastAsia="zh-CN"/>
-        </w:rPr>
-        <w:t xml:space="preserve"> </w:t>
-      </w:r>
-      <w:r>
-        <w:rPr>
-          <w:rFonts w:hint="default"/>
-          <w:lang w:val="en-US" w:eastAsia="zh-CN"/>
-        </w:rPr>
-        <w:t>k</w:t>
-      </w:r>
-      <w:r>
-        <w:rPr>
-          <w:rFonts w:hint="eastAsia"/>
-          <w:lang w:val="en-US" w:eastAsia="zh-CN"/>
-        </w:rPr>
-        <w:t>)</w:t>
-      </w:r>
-      <w:r>
-        <w:rPr>
-          <w:rFonts w:hint="default"/>
-          <w:lang w:val="en-US" w:eastAsia="zh-CN"/>
-        </w:rPr>
-        <w:t>表示剩余的维度在每个面上可以取的选择。</w:t>
-      </w:r>
-    </w:p>
-    <w:p>
-      <w:pPr>
-        <w:rPr>
-          <w:rFonts w:hint="default"/>
-          <w:lang w:val="en-US" w:eastAsia="zh-CN"/>
-        </w:rPr>
-      </w:pPr>
     </w:p>
     <w:p>
       <w:pPr>
@@ -3950,21 +4139,6 @@
           <w:lang w:val="en-US" w:eastAsia="zh-CN"/>
         </w:rPr>
         <w:t>继承：线性几何体</w:t>
-      </w:r>
-    </w:p>
-    <w:p>
-      <w:pPr>
-        <w:rPr>
-          <w:rFonts w:hint="default"/>
-          <w:lang w:val="en-US" w:eastAsia="zh-CN"/>
-        </w:rPr>
-      </w:pPr>
-      <w:r>
-        <w:rPr>
-          <w:rFonts w:hint="eastAsia"/>
-          <w:lang w:val="en-US" w:eastAsia="zh-CN"/>
-        </w:rPr>
-        <w:t>属性：s</w:t>
       </w:r>
     </w:p>
     <w:p>
@@ -4180,7 +4354,7 @@
     <w:lsdException w:unhideWhenUsed="0" w:uiPriority="0" w:semiHidden="0" w:name="Document Map"/>
     <w:lsdException w:unhideWhenUsed="0" w:uiPriority="0" w:semiHidden="0" w:name="Plain Text"/>
     <w:lsdException w:unhideWhenUsed="0" w:uiPriority="0" w:semiHidden="0" w:name="E-mail Signature"/>
-    <w:lsdException w:unhideWhenUsed="0" w:uiPriority="0" w:semiHidden="0" w:name="Normal (Web)"/>
+    <w:lsdException w:qFormat="1" w:unhideWhenUsed="0" w:uiPriority="0" w:semiHidden="0" w:name="Normal (Web)"/>
     <w:lsdException w:unhideWhenUsed="0" w:uiPriority="0" w:semiHidden="0" w:name="HTML Acronym"/>
     <w:lsdException w:unhideWhenUsed="0" w:uiPriority="0" w:semiHidden="0" w:name="HTML Address"/>
     <w:lsdException w:unhideWhenUsed="0" w:uiPriority="0" w:semiHidden="0" w:name="HTML Cite"/>
@@ -4191,7 +4365,7 @@
     <w:lsdException w:unhideWhenUsed="0" w:uiPriority="0" w:semiHidden="0" w:name="HTML Sample"/>
     <w:lsdException w:unhideWhenUsed="0" w:uiPriority="0" w:semiHidden="0" w:name="HTML Typewriter"/>
     <w:lsdException w:unhideWhenUsed="0" w:uiPriority="0" w:semiHidden="0" w:name="HTML Variable"/>
-    <w:lsdException w:unhideWhenUsed="0" w:uiPriority="0" w:name="Normal Table"/>
+    <w:lsdException w:qFormat="1" w:unhideWhenUsed="0" w:uiPriority="0" w:name="Normal Table"/>
     <w:lsdException w:unhideWhenUsed="0" w:uiPriority="0" w:semiHidden="0" w:name="annotation subject"/>
     <w:lsdException w:unhideWhenUsed="0" w:uiPriority="0" w:semiHidden="0" w:name="Table Simple 1"/>
     <w:lsdException w:unhideWhenUsed="0" w:uiPriority="0" w:semiHidden="0" w:name="Table Simple 2"/>
@@ -4236,7 +4410,7 @@
     <w:lsdException w:unhideWhenUsed="0" w:uiPriority="0" w:semiHidden="0" w:name="Table Web 2"/>
     <w:lsdException w:unhideWhenUsed="0" w:uiPriority="0" w:semiHidden="0" w:name="Table Web 3"/>
     <w:lsdException w:unhideWhenUsed="0" w:uiPriority="0" w:semiHidden="0" w:name="Balloon Text"/>
-    <w:lsdException w:unhideWhenUsed="0" w:uiPriority="0" w:semiHidden="0" w:name="Table Grid"/>
+    <w:lsdException w:qFormat="1" w:unhideWhenUsed="0" w:uiPriority="0" w:semiHidden="0" w:name="Table Grid"/>
     <w:lsdException w:unhideWhenUsed="0" w:uiPriority="0" w:semiHidden="0" w:name="Table Theme"/>
     <w:lsdException w:unhideWhenUsed="0" w:uiPriority="60" w:semiHidden="0" w:name="Light Shading"/>
     <w:lsdException w:unhideWhenUsed="0" w:uiPriority="61" w:semiHidden="0" w:name="Light List"/>
@@ -4436,6 +4610,7 @@
   <w:style w:type="table" w:default="1" w:styleId="7">
     <w:name w:val="Normal Table"/>
     <w:semiHidden/>
+    <w:qFormat/>
     <w:uiPriority w:val="0"/>
     <w:tblPr>
       <w:tblCellMar>
@@ -4449,6 +4624,7 @@
   <w:style w:type="paragraph" w:styleId="6">
     <w:name w:val="Normal (Web)"/>
     <w:basedOn w:val="1"/>
+    <w:qFormat/>
     <w:uiPriority w:val="0"/>
     <w:pPr>
       <w:spacing w:before="0" w:beforeAutospacing="1" w:after="0" w:afterAutospacing="1"/>
@@ -4464,6 +4640,7 @@
   <w:style w:type="table" w:styleId="8">
     <w:name w:val="Table Grid"/>
     <w:basedOn w:val="7"/>
+    <w:qFormat/>
     <w:uiPriority w:val="0"/>
     <w:pPr>
       <w:widowControl w:val="0"/>

--- a/Description of requirements.docx
+++ b/Description of requirements.docx
@@ -426,7 +426,7 @@
     </w:p>
     <w:tbl>
       <w:tblPr>
-        <w:tblStyle w:val="8"/>
+        <w:tblStyle w:val="9"/>
         <w:tblW w:w="0" w:type="auto"/>
         <w:tblInd w:w="0" w:type="dxa"/>
         <w:tblBorders>
@@ -2147,7 +2147,7 @@
       </w:pPr>
       <w:r>
         <w:rPr>
-          <w:rStyle w:val="10"/>
+          <w:rStyle w:val="11"/>
           <w:rFonts w:hint="eastAsia" w:ascii="楷体" w:hAnsi="楷体" w:eastAsia="楷体" w:cs="楷体"/>
           <w:b/>
           <w:bCs/>
@@ -2164,7 +2164,7 @@
       </w:r>
       <w:r>
         <w:rPr>
-          <w:rStyle w:val="10"/>
+          <w:rStyle w:val="11"/>
           <w:rFonts w:hint="eastAsia" w:ascii="楷体" w:hAnsi="楷体" w:eastAsia="楷体" w:cs="楷体"/>
           <w:b/>
           <w:bCs/>
@@ -2182,7 +2182,7 @@
       </w:r>
       <w:r>
         <w:rPr>
-          <w:rStyle w:val="10"/>
+          <w:rStyle w:val="11"/>
           <w:rFonts w:hint="eastAsia" w:ascii="楷体" w:hAnsi="楷体" w:eastAsia="楷体" w:cs="楷体"/>
           <w:b/>
           <w:bCs/>
@@ -2246,7 +2246,7 @@
       </w:r>
       <w:r>
         <w:rPr>
-          <w:rStyle w:val="10"/>
+          <w:rStyle w:val="11"/>
           <w:rFonts w:hint="eastAsia" w:ascii="楷体" w:hAnsi="楷体" w:eastAsia="楷体" w:cs="楷体"/>
           <w:b/>
           <w:bCs/>
@@ -2525,7 +2525,7 @@
       </w:r>
       <w:r>
         <w:rPr>
-          <w:rStyle w:val="10"/>
+          <w:rStyle w:val="11"/>
           <w:rFonts w:hint="eastAsia" w:ascii="楷体" w:hAnsi="楷体" w:eastAsia="楷体" w:cs="楷体"/>
           <w:b w:val="0"/>
           <w:bCs w:val="0"/>
@@ -2542,7 +2542,7 @@
       </w:r>
       <w:r>
         <w:rPr>
-          <w:rStyle w:val="10"/>
+          <w:rStyle w:val="11"/>
           <w:rFonts w:hint="eastAsia" w:ascii="楷体" w:hAnsi="楷体" w:eastAsia="楷体" w:cs="楷体"/>
           <w:b w:val="0"/>
           <w:bCs w:val="0"/>
@@ -2560,7 +2560,7 @@
       </w:r>
       <w:r>
         <w:rPr>
-          <w:rStyle w:val="10"/>
+          <w:rStyle w:val="11"/>
           <w:rFonts w:hint="eastAsia" w:ascii="楷体" w:hAnsi="楷体" w:eastAsia="楷体" w:cs="楷体"/>
           <w:b w:val="0"/>
           <w:bCs w:val="0"/>
@@ -3339,115 +3339,34 @@
         <w:bidi w:val="0"/>
         <w:rPr>
           <w:rFonts w:hint="eastAsia"/>
-          <w:lang w:val="en-US" w:eastAsia="zh-CN"/>
-        </w:rPr>
-      </w:pPr>
-      <w:r>
-        <w:rPr>
-          <w:rFonts w:hint="eastAsia"/>
-          <w:lang w:val="en-US" w:eastAsia="zh-CN"/>
-        </w:rPr>
-        <w:t>直线</w:t>
-      </w:r>
-    </w:p>
-    <w:p>
-      <w:pPr>
-        <w:rPr>
-          <w:rFonts w:hint="default"/>
-          <w:lang w:val="en-US" w:eastAsia="zh-CN"/>
-        </w:rPr>
-      </w:pPr>
-      <w:r>
-        <w:rPr>
-          <w:rFonts w:hint="eastAsia"/>
-          <w:lang w:val="en-US" w:eastAsia="zh-CN"/>
-        </w:rPr>
-        <w:t>继承：线性几何体</w:t>
-      </w:r>
-    </w:p>
-    <w:p>
-      <w:pPr>
-        <w:rPr>
-          <w:rFonts w:hint="eastAsia"/>
-          <w:lang w:val="en-US" w:eastAsia="zh-CN"/>
-        </w:rPr>
-      </w:pPr>
-      <w:r>
-        <w:rPr>
-          <w:rFonts w:hint="eastAsia"/>
-          <w:lang w:val="en-US" w:eastAsia="zh-CN"/>
-        </w:rPr>
-        <w:t>属性：</w:t>
-      </w:r>
-      <w:r>
-        <w:rPr>
-          <w:rFonts w:hint="eastAsia"/>
-          <w:lang w:val="en-US" w:eastAsia="zh-CN"/>
-        </w:rPr>
-        <w:tab/>
-      </w:r>
-    </w:p>
-    <w:p>
-      <w:pPr>
-        <w:ind w:firstLine="420" w:firstLineChars="0"/>
-        <w:rPr>
-          <w:rFonts w:hint="default"/>
-          <w:lang w:val="en-US" w:eastAsia="zh-CN"/>
-        </w:rPr>
-      </w:pPr>
-      <w:r>
-        <w:rPr>
-          <w:rFonts w:hint="eastAsia"/>
-          <w:lang w:val="en-US" w:eastAsia="zh-CN"/>
-        </w:rPr>
-        <w:t>两个n维点</w:t>
-      </w:r>
-    </w:p>
-    <w:p>
-      <w:pPr>
-        <w:rPr>
-          <w:rFonts w:hint="eastAsia"/>
-          <w:lang w:val="en-US" w:eastAsia="zh-CN"/>
-        </w:rPr>
-      </w:pPr>
-      <w:r>
-        <w:rPr>
-          <w:rFonts w:hint="eastAsia"/>
-          <w:lang w:val="en-US" w:eastAsia="zh-CN"/>
-        </w:rPr>
-        <w:t>方法：</w:t>
-      </w:r>
-    </w:p>
-    <w:p>
-      <w:pPr>
-        <w:ind w:firstLine="420" w:firstLineChars="0"/>
-        <w:rPr>
-          <w:rFonts w:hint="eastAsia"/>
-          <w:lang w:val="en-US" w:eastAsia="zh-CN"/>
-        </w:rPr>
-      </w:pPr>
-      <w:r>
-        <w:rPr>
-          <w:rFonts w:hint="eastAsia"/>
-          <w:lang w:val="en-US" w:eastAsia="zh-CN"/>
-        </w:rPr>
-        <w:t>点的get，set方法</w:t>
-      </w:r>
-    </w:p>
-    <w:p>
-      <w:pPr>
-        <w:ind w:firstLine="420" w:firstLineChars="0"/>
-        <w:rPr>
-          <w:rFonts w:hint="default"/>
-          <w:lang w:val="en-US" w:eastAsia="zh-CN"/>
-        </w:rPr>
-      </w:pPr>
-      <w:r>
-        <w:rPr>
-          <w:rFonts w:hint="eastAsia"/>
-          <w:lang w:val="en-US" w:eastAsia="zh-CN"/>
-        </w:rPr>
-        <w:t>两个点的遍历方法</w:t>
+          <w:highlight w:val="none"/>
+          <w:lang w:val="en-US" w:eastAsia="zh-CN"/>
+        </w:rPr>
+      </w:pPr>
+      <w:r>
+        <w:rPr>
+          <w:rFonts w:hint="eastAsia"/>
+          <w:highlight w:val="none"/>
+          <w:lang w:val="en-US" w:eastAsia="zh-CN"/>
+        </w:rPr>
+        <w:t>向量</w:t>
+      </w:r>
+    </w:p>
+    <w:p>
+      <w:pPr>
+        <w:rPr>
+          <w:rFonts w:hint="eastAsia"/>
+          <w:highlight w:val="none"/>
+          <w:lang w:val="en-US" w:eastAsia="zh-CN"/>
+        </w:rPr>
+      </w:pPr>
+      <w:r>
+        <w:rPr>
+          <w:rFonts w:hint="eastAsia"/>
+          <w:highlight w:val="none"/>
+          <w:lang w:val="en-US" w:eastAsia="zh-CN"/>
+        </w:rPr>
+        <w:t>继承：点</w:t>
       </w:r>
     </w:p>
     <w:p>
@@ -3456,30 +3375,34 @@
         <w:bidi w:val="0"/>
         <w:rPr>
           <w:rFonts w:hint="eastAsia"/>
-          <w:lang w:val="en-US" w:eastAsia="zh-CN"/>
-        </w:rPr>
-      </w:pPr>
-      <w:r>
-        <w:rPr>
-          <w:rFonts w:hint="eastAsia"/>
-          <w:lang w:val="en-US" w:eastAsia="zh-CN"/>
-        </w:rPr>
-        <w:t>向量</w:t>
-      </w:r>
-    </w:p>
-    <w:p>
-      <w:pPr>
-        <w:rPr>
-          <w:rFonts w:hint="eastAsia"/>
-          <w:lang w:val="en-US" w:eastAsia="zh-CN"/>
-        </w:rPr>
-      </w:pPr>
-      <w:r>
-        <w:rPr>
-          <w:rFonts w:hint="eastAsia"/>
-          <w:lang w:val="en-US" w:eastAsia="zh-CN"/>
-        </w:rPr>
-        <w:t>继承：点</w:t>
+          <w:highlight w:val="none"/>
+          <w:lang w:val="en-US" w:eastAsia="zh-CN"/>
+        </w:rPr>
+      </w:pPr>
+      <w:r>
+        <w:rPr>
+          <w:rFonts w:hint="eastAsia"/>
+          <w:highlight w:val="none"/>
+          <w:lang w:val="en-US" w:eastAsia="zh-CN"/>
+        </w:rPr>
+        <w:t>移动向量</w:t>
+      </w:r>
+    </w:p>
+    <w:p>
+      <w:pPr>
+        <w:rPr>
+          <w:rFonts w:hint="eastAsia"/>
+          <w:highlight w:val="none"/>
+          <w:lang w:val="en-US" w:eastAsia="zh-CN"/>
+        </w:rPr>
+      </w:pPr>
+      <w:r>
+        <w:rPr>
+          <w:rFonts w:hint="eastAsia"/>
+          <w:highlight w:val="none"/>
+          <w:lang w:val="en-US" w:eastAsia="zh-CN"/>
+        </w:rPr>
+        <w:t>继承：向量</w:t>
       </w:r>
     </w:p>
     <w:p>
@@ -3488,27 +3411,74 @@
         <w:bidi w:val="0"/>
         <w:rPr>
           <w:rFonts w:hint="eastAsia"/>
-          <w:lang w:val="en-US" w:eastAsia="zh-CN"/>
-        </w:rPr>
-      </w:pPr>
-      <w:r>
-        <w:rPr>
-          <w:rFonts w:hint="eastAsia"/>
-          <w:lang w:val="en-US" w:eastAsia="zh-CN"/>
-        </w:rPr>
-        <w:t>移动向量</w:t>
-      </w:r>
-    </w:p>
-    <w:p>
-      <w:pPr>
-        <w:rPr>
-          <w:rFonts w:hint="eastAsia"/>
-          <w:lang w:val="en-US" w:eastAsia="zh-CN"/>
-        </w:rPr>
-      </w:pPr>
-      <w:r>
-        <w:rPr>
-          <w:rFonts w:hint="eastAsia"/>
+          <w:highlight w:val="none"/>
+          <w:lang w:val="en-US" w:eastAsia="zh-CN"/>
+        </w:rPr>
+      </w:pPr>
+      <w:r>
+        <w:rPr>
+          <w:rFonts w:hint="eastAsia"/>
+          <w:highlight w:val="none"/>
+          <w:lang w:val="en-US" w:eastAsia="zh-CN"/>
+        </w:rPr>
+        <w:t>旋转向量</w:t>
+      </w:r>
+    </w:p>
+    <w:p>
+      <w:pPr>
+        <w:rPr>
+          <w:rFonts w:hint="default"/>
+          <w:highlight w:val="none"/>
+          <w:lang w:val="en-US" w:eastAsia="zh-CN"/>
+        </w:rPr>
+      </w:pPr>
+      <w:r>
+        <w:rPr>
+          <w:rFonts w:hint="eastAsia"/>
+          <w:highlight w:val="none"/>
+          <w:lang w:val="en-US" w:eastAsia="zh-CN"/>
+        </w:rPr>
+        <w:t>维度n = 4</w:t>
+      </w:r>
+    </w:p>
+    <w:p>
+      <w:pPr>
+        <w:rPr>
+          <w:rFonts w:hint="eastAsia"/>
+          <w:highlight w:val="none"/>
+          <w:lang w:val="en-US" w:eastAsia="zh-CN"/>
+        </w:rPr>
+      </w:pPr>
+      <w:r>
+        <w:rPr>
+          <w:rFonts w:hint="eastAsia"/>
+          <w:highlight w:val="none"/>
+          <w:lang w:val="en-US" w:eastAsia="zh-CN"/>
+        </w:rPr>
+        <w:t>坐标里面的第一个是维度，之后两个是构成面的方向，第四个是角度</w:t>
+      </w:r>
+    </w:p>
+    <w:p>
+      <w:pPr>
+        <w:rPr>
+          <w:rFonts w:hint="eastAsia"/>
+          <w:highlight w:val="none"/>
+          <w:lang w:val="en-US" w:eastAsia="zh-CN"/>
+        </w:rPr>
+      </w:pPr>
+    </w:p>
+    <w:p>
+      <w:pPr>
+        <w:rPr>
+          <w:rFonts w:hint="default"/>
+          <w:highlight w:val="none"/>
+          <w:lang w:val="en-US" w:eastAsia="zh-CN"/>
+        </w:rPr>
+      </w:pPr>
+      <w:r>
+        <w:rPr>
+          <w:rFonts w:hint="eastAsia"/>
+          <w:highlight w:val="none"/>
           <w:lang w:val="en-US" w:eastAsia="zh-CN"/>
         </w:rPr>
         <w:t>继承：向量</w:t>
@@ -3518,112 +3488,424 @@
       <w:pPr>
         <w:pStyle w:val="3"/>
         <w:bidi w:val="0"/>
-        <w:rPr>
-          <w:rFonts w:hint="eastAsia"/>
-          <w:lang w:val="en-US" w:eastAsia="zh-CN"/>
-        </w:rPr>
-      </w:pPr>
-      <w:r>
-        <w:rPr>
-          <w:rFonts w:hint="eastAsia"/>
-          <w:lang w:val="en-US" w:eastAsia="zh-CN"/>
-        </w:rPr>
-        <w:t>旋转向量</w:t>
-      </w:r>
-    </w:p>
-    <w:p>
-      <w:pPr>
-        <w:rPr>
-          <w:rFonts w:hint="default"/>
-          <w:lang w:val="en-US" w:eastAsia="zh-CN"/>
-        </w:rPr>
-      </w:pPr>
-      <w:r>
-        <w:rPr>
-          <w:rFonts w:hint="eastAsia"/>
-          <w:lang w:val="en-US" w:eastAsia="zh-CN"/>
-        </w:rPr>
-        <w:t>维度n = 4</w:t>
-      </w:r>
-    </w:p>
-    <w:p>
-      <w:pPr>
-        <w:rPr>
-          <w:rFonts w:hint="eastAsia"/>
-          <w:lang w:val="en-US" w:eastAsia="zh-CN"/>
-        </w:rPr>
-      </w:pPr>
-      <w:r>
-        <w:rPr>
-          <w:rFonts w:hint="eastAsia"/>
-          <w:lang w:val="en-US" w:eastAsia="zh-CN"/>
-        </w:rPr>
-        <w:t>坐标里面的第一个是维度，之后两个是构成面的方向，第四个是角度</w:t>
-      </w:r>
-    </w:p>
-    <w:p>
-      <w:pPr>
-        <w:rPr>
-          <w:rFonts w:hint="eastAsia"/>
-          <w:lang w:val="en-US" w:eastAsia="zh-CN"/>
-        </w:rPr>
-      </w:pPr>
-    </w:p>
-    <w:p>
-      <w:pPr>
-        <w:rPr>
-          <w:rFonts w:hint="default"/>
-          <w:lang w:val="en-US" w:eastAsia="zh-CN"/>
-        </w:rPr>
-      </w:pPr>
-      <w:r>
-        <w:rPr>
-          <w:rFonts w:hint="eastAsia"/>
-          <w:lang w:val="en-US" w:eastAsia="zh-CN"/>
-        </w:rPr>
-        <w:t>继承：向量</w:t>
+      </w:pPr>
+      <w:r>
+        <w:rPr>
+          <w:rFonts w:hint="eastAsia"/>
+        </w:rPr>
+        <w:t>超方形</w:t>
+      </w:r>
+    </w:p>
+    <w:p>
+      <w:pPr>
+        <w:rPr>
+          <w:rFonts w:hint="eastAsia"/>
+          <w:lang w:val="en-US" w:eastAsia="zh-CN"/>
+        </w:rPr>
+      </w:pPr>
+      <w:r>
+        <w:rPr>
+          <w:rFonts w:hint="eastAsia"/>
+          <w:lang w:val="en-US" w:eastAsia="zh-CN"/>
+        </w:rPr>
+        <w:t>零维流形 点p(n) = 2^n</w:t>
+      </w:r>
+    </w:p>
+    <w:p>
+      <w:pPr>
+        <w:rPr>
+          <w:rFonts w:hint="default"/>
+          <w:lang w:val="en-US" w:eastAsia="zh-CN"/>
+        </w:rPr>
+      </w:pPr>
+      <w:r>
+        <w:rPr>
+          <w:rFonts w:hint="eastAsia"/>
+          <w:lang w:val="en-US" w:eastAsia="zh-CN"/>
+        </w:rPr>
+        <w:t>一维流形 边e(n) = n * 2^(n - 1)</w:t>
+      </w:r>
+    </w:p>
+    <w:p>
+      <w:pPr>
+        <w:rPr>
+          <w:rFonts w:hint="default"/>
+          <w:lang w:val="en-US" w:eastAsia="zh-CN"/>
+        </w:rPr>
+      </w:pPr>
+      <w:r>
+        <w:rPr>
+          <w:rFonts w:hint="default"/>
+          <w:lang w:val="en-US" w:eastAsia="zh-CN"/>
+        </w:rPr>
+        <w:t>具体来说：</w:t>
+      </w:r>
+    </w:p>
+    <w:p>
+      <w:pPr>
+        <w:rPr>
+          <w:rFonts w:hint="default"/>
+          <w:lang w:val="en-US" w:eastAsia="zh-CN"/>
+        </w:rPr>
+      </w:pPr>
+      <w:r>
+        <w:rPr>
+          <w:rFonts w:hint="default"/>
+          <w:lang w:val="en-US" w:eastAsia="zh-CN"/>
+        </w:rPr>
+        <w:t>k维</w:t>
+      </w:r>
+      <w:r>
+        <w:rPr>
+          <w:rFonts w:hint="eastAsia"/>
+          <w:lang w:val="en-US" w:eastAsia="zh-CN"/>
+        </w:rPr>
+        <w:t>流形</w:t>
+      </w:r>
+      <w:r>
+        <w:rPr>
+          <w:rFonts w:hint="default"/>
+          <w:lang w:val="en-US" w:eastAsia="zh-CN"/>
+        </w:rPr>
+        <w:t>（k &lt; n）数量的公式为：</w:t>
+      </w:r>
+    </w:p>
+    <w:p>
+      <w:pPr>
+        <w:rPr>
+          <w:rFonts w:hint="default"/>
+          <w:lang w:val="en-US" w:eastAsia="zh-CN"/>
+        </w:rPr>
+      </w:pPr>
+      <w:r>
+        <w:rPr>
+          <w:rFonts w:hint="eastAsia"/>
+          <w:lang w:val="en-US" w:eastAsia="zh-CN"/>
+        </w:rPr>
+        <w:t>流形数</w:t>
+      </w:r>
+      <w:r>
+        <w:rPr>
+          <w:rFonts w:hint="default"/>
+          <w:lang w:val="en-US" w:eastAsia="zh-CN"/>
+        </w:rPr>
+        <w:t>数=</w:t>
+      </w:r>
+      <w:r>
+        <w:rPr>
+          <w:rFonts w:hint="eastAsia"/>
+          <w:lang w:val="en-US" w:eastAsia="zh-CN"/>
+        </w:rPr>
+        <w:t>C</w:t>
+      </w:r>
+      <w:r>
+        <w:rPr>
+          <w:rFonts w:hint="default"/>
+          <w:lang w:val="en-US" w:eastAsia="zh-CN"/>
+        </w:rPr>
+        <w:t>(n</w:t>
+      </w:r>
+      <w:r>
+        <w:rPr>
+          <w:rFonts w:hint="eastAsia"/>
+          <w:lang w:val="en-US" w:eastAsia="zh-CN"/>
+        </w:rPr>
+        <w:t>,</w:t>
+      </w:r>
+      <w:r>
+        <w:rPr>
+          <w:rFonts w:hint="default"/>
+          <w:lang w:val="en-US" w:eastAsia="zh-CN"/>
+        </w:rPr>
+        <w:t>k)</w:t>
+      </w:r>
+      <w:r>
+        <w:rPr>
+          <w:rFonts w:hint="eastAsia"/>
+          <w:lang w:val="en-US" w:eastAsia="zh-CN"/>
+        </w:rPr>
+        <w:t xml:space="preserve"> </w:t>
+      </w:r>
+      <w:r>
+        <w:rPr>
+          <w:rFonts w:hint="default"/>
+          <w:lang w:val="en-US" w:eastAsia="zh-CN"/>
+        </w:rPr>
+        <w:t>×</w:t>
+      </w:r>
+      <w:r>
+        <w:rPr>
+          <w:rFonts w:hint="eastAsia"/>
+          <w:lang w:val="en-US" w:eastAsia="zh-CN"/>
+        </w:rPr>
+        <w:t xml:space="preserve"> </w:t>
+      </w:r>
+      <w:r>
+        <w:rPr>
+          <w:rFonts w:hint="default"/>
+          <w:lang w:val="en-US" w:eastAsia="zh-CN"/>
+        </w:rPr>
+        <w:t>2</w:t>
+      </w:r>
+      <w:r>
+        <w:rPr>
+          <w:rFonts w:hint="eastAsia"/>
+          <w:lang w:val="en-US" w:eastAsia="zh-CN"/>
+        </w:rPr>
+        <w:t>^(</w:t>
+      </w:r>
+      <w:r>
+        <w:rPr>
+          <w:rFonts w:hint="default"/>
+          <w:lang w:val="en-US" w:eastAsia="zh-CN"/>
+        </w:rPr>
+        <w:t>n</w:t>
+      </w:r>
+      <w:r>
+        <w:rPr>
+          <w:rFonts w:hint="eastAsia"/>
+          <w:lang w:val="en-US" w:eastAsia="zh-CN"/>
+        </w:rPr>
+        <w:t xml:space="preserve"> </w:t>
+      </w:r>
+      <w:r>
+        <w:rPr>
+          <w:rFonts w:hint="default"/>
+          <w:lang w:val="en-US" w:eastAsia="zh-CN"/>
+        </w:rPr>
+        <w:t>−</w:t>
+      </w:r>
+      <w:r>
+        <w:rPr>
+          <w:rFonts w:hint="eastAsia"/>
+          <w:lang w:val="en-US" w:eastAsia="zh-CN"/>
+        </w:rPr>
+        <w:t xml:space="preserve"> </w:t>
+      </w:r>
+      <w:r>
+        <w:rPr>
+          <w:rFonts w:hint="default"/>
+          <w:lang w:val="en-US" w:eastAsia="zh-CN"/>
+        </w:rPr>
+        <w:t>k</w:t>
+      </w:r>
+      <w:r>
+        <w:rPr>
+          <w:rFonts w:hint="eastAsia"/>
+          <w:lang w:val="en-US" w:eastAsia="zh-CN"/>
+        </w:rPr>
+        <w:t>)</w:t>
+      </w:r>
+    </w:p>
+    <w:p>
+      <w:pPr>
+        <w:rPr>
+          <w:rFonts w:hint="default"/>
+          <w:lang w:val="en-US" w:eastAsia="zh-CN"/>
+        </w:rPr>
+      </w:pPr>
+      <w:r>
+        <w:rPr>
+          <w:rFonts w:hint="default"/>
+          <w:lang w:val="en-US" w:eastAsia="zh-CN"/>
+        </w:rPr>
+        <w:t>这里的</w:t>
+      </w:r>
+      <w:r>
+        <w:rPr>
+          <w:rFonts w:hint="eastAsia"/>
+          <w:lang w:val="en-US" w:eastAsia="zh-CN"/>
+        </w:rPr>
+        <w:t>C</w:t>
+      </w:r>
+      <w:r>
+        <w:rPr>
+          <w:rFonts w:hint="default"/>
+          <w:lang w:val="en-US" w:eastAsia="zh-CN"/>
+        </w:rPr>
+        <w:t>(n</w:t>
+      </w:r>
+      <w:r>
+        <w:rPr>
+          <w:rFonts w:hint="eastAsia"/>
+          <w:lang w:val="en-US" w:eastAsia="zh-CN"/>
+        </w:rPr>
+        <w:t>,</w:t>
+      </w:r>
+      <w:r>
+        <w:rPr>
+          <w:rFonts w:hint="default"/>
+          <w:lang w:val="en-US" w:eastAsia="zh-CN"/>
+        </w:rPr>
+        <w:t>k)是从 n 维中选择 k 维的组合数，2</w:t>
+      </w:r>
+      <w:r>
+        <w:rPr>
+          <w:rFonts w:hint="eastAsia"/>
+          <w:lang w:val="en-US" w:eastAsia="zh-CN"/>
+        </w:rPr>
+        <w:t>^(</w:t>
+      </w:r>
+      <w:r>
+        <w:rPr>
+          <w:rFonts w:hint="default"/>
+          <w:lang w:val="en-US" w:eastAsia="zh-CN"/>
+        </w:rPr>
+        <w:t>n</w:t>
+      </w:r>
+      <w:r>
+        <w:rPr>
+          <w:rFonts w:hint="eastAsia"/>
+          <w:lang w:val="en-US" w:eastAsia="zh-CN"/>
+        </w:rPr>
+        <w:t xml:space="preserve"> </w:t>
+      </w:r>
+      <w:r>
+        <w:rPr>
+          <w:rFonts w:hint="default"/>
+          <w:lang w:val="en-US" w:eastAsia="zh-CN"/>
+        </w:rPr>
+        <w:t>−</w:t>
+      </w:r>
+      <w:r>
+        <w:rPr>
+          <w:rFonts w:hint="eastAsia"/>
+          <w:lang w:val="en-US" w:eastAsia="zh-CN"/>
+        </w:rPr>
+        <w:t xml:space="preserve"> </w:t>
+      </w:r>
+      <w:r>
+        <w:rPr>
+          <w:rFonts w:hint="default"/>
+          <w:lang w:val="en-US" w:eastAsia="zh-CN"/>
+        </w:rPr>
+        <w:t>k</w:t>
+      </w:r>
+      <w:r>
+        <w:rPr>
+          <w:rFonts w:hint="eastAsia"/>
+          <w:lang w:val="en-US" w:eastAsia="zh-CN"/>
+        </w:rPr>
+        <w:t>)</w:t>
+      </w:r>
+      <w:r>
+        <w:rPr>
+          <w:rFonts w:hint="default"/>
+          <w:lang w:val="en-US" w:eastAsia="zh-CN"/>
+        </w:rPr>
+        <w:t>表示剩余的维度在每个面上可以取的选择。</w:t>
+      </w:r>
+    </w:p>
+    <w:p>
+      <w:pPr>
+        <w:rPr>
+          <w:rFonts w:hint="default"/>
+          <w:lang w:val="en-US" w:eastAsia="zh-CN"/>
+        </w:rPr>
+      </w:pPr>
+    </w:p>
+    <w:p>
+      <w:pPr>
+        <w:rPr>
+          <w:rFonts w:hint="default"/>
+          <w:lang w:val="en-US" w:eastAsia="zh-CN"/>
+        </w:rPr>
+      </w:pPr>
+      <w:r>
+        <w:rPr>
+          <w:rFonts w:hint="eastAsia"/>
+          <w:lang w:val="en-US" w:eastAsia="zh-CN"/>
+        </w:rPr>
+        <w:t>子流形生成算法：k维流形根据k-1维流形生成，采用递归思想，最后进行去重</w:t>
+      </w:r>
+    </w:p>
+    <w:p>
+      <w:pPr>
+        <w:ind w:firstLine="420" w:firstLineChars="0"/>
+        <w:rPr>
+          <w:rFonts w:hint="default"/>
+          <w:lang w:val="en-US" w:eastAsia="zh-CN"/>
+        </w:rPr>
+      </w:pPr>
+    </w:p>
+    <w:p>
+      <w:pPr>
+        <w:rPr>
+          <w:rFonts w:hint="default"/>
+          <w:lang w:val="en-US" w:eastAsia="zh-CN"/>
+        </w:rPr>
+      </w:pPr>
+    </w:p>
+    <w:p>
+      <w:pPr>
+        <w:rPr>
+          <w:rFonts w:hint="default"/>
+          <w:lang w:val="en-US" w:eastAsia="zh-CN"/>
+        </w:rPr>
+      </w:pPr>
+      <w:r>
+        <w:rPr>
+          <w:rFonts w:hint="eastAsia"/>
+          <w:lang w:val="en-US" w:eastAsia="zh-CN"/>
+        </w:rPr>
+        <w:t>继承：线性几何体</w:t>
       </w:r>
     </w:p>
     <w:p>
       <w:pPr>
         <w:pStyle w:val="3"/>
         <w:bidi w:val="0"/>
-      </w:pPr>
-      <w:r>
-        <w:rPr>
-          <w:rFonts w:hint="eastAsia"/>
-        </w:rPr>
-        <w:t>超方形</w:t>
-      </w:r>
-    </w:p>
-    <w:p>
-      <w:pPr>
-        <w:rPr>
-          <w:rFonts w:hint="eastAsia"/>
-          <w:lang w:val="en-US" w:eastAsia="zh-CN"/>
-        </w:rPr>
-      </w:pPr>
-      <w:r>
-        <w:rPr>
-          <w:rFonts w:hint="eastAsia"/>
-          <w:lang w:val="en-US" w:eastAsia="zh-CN"/>
-        </w:rPr>
-        <w:t>零维流形 点p(n) = 2^n</w:t>
-      </w:r>
-    </w:p>
-    <w:p>
-      <w:pPr>
-        <w:rPr>
-          <w:rFonts w:hint="default"/>
-          <w:lang w:val="en-US" w:eastAsia="zh-CN"/>
-        </w:rPr>
-      </w:pPr>
-      <w:r>
-        <w:rPr>
-          <w:rFonts w:hint="eastAsia"/>
-          <w:lang w:val="en-US" w:eastAsia="zh-CN"/>
-        </w:rPr>
-        <w:t>一维流形 边e(n) = n * 2^(n - 1)</w:t>
+        <w:rPr>
+          <w:rFonts w:hint="eastAsia"/>
+          <w:lang w:val="en-US" w:eastAsia="zh-CN"/>
+        </w:rPr>
+      </w:pPr>
+    </w:p>
+    <w:p>
+      <w:pPr>
+        <w:pStyle w:val="3"/>
+        <w:bidi w:val="0"/>
+        <w:rPr>
+          <w:rFonts w:hint="default" w:eastAsia="黑体"/>
+          <w:lang w:val="en-US" w:eastAsia="zh-CN"/>
+        </w:rPr>
+      </w:pPr>
+      <w:r>
+        <w:rPr>
+          <w:rFonts w:hint="eastAsia"/>
+          <w:lang w:val="en-US" w:eastAsia="zh-CN"/>
+        </w:rPr>
+        <w:t>单纯形（三角形、四面体、单形）</w:t>
+      </w:r>
+    </w:p>
+    <w:p>
+      <w:pPr>
+        <w:rPr>
+          <w:rFonts w:hint="default"/>
+          <w:lang w:val="en-US" w:eastAsia="zh-CN"/>
+        </w:rPr>
+      </w:pPr>
+      <w:r>
+        <w:rPr>
+          <w:rFonts w:hint="eastAsia"/>
+          <w:lang w:val="en-US" w:eastAsia="zh-CN"/>
+        </w:rPr>
+        <w:t>零维流形 点p(n) = n+1</w:t>
+      </w:r>
+    </w:p>
+    <w:p>
+      <w:pPr>
+        <w:rPr>
+          <w:rFonts w:hint="default"/>
+          <w:lang w:val="en-US" w:eastAsia="zh-CN"/>
+        </w:rPr>
+      </w:pPr>
+      <w:r>
+        <w:rPr>
+          <w:rFonts w:hint="eastAsia"/>
+          <w:lang w:val="en-US" w:eastAsia="zh-CN"/>
+        </w:rPr>
+        <w:t>一维流形 边e(n) = (n + 1) / 2</w:t>
       </w:r>
     </w:p>
     <w:p>
@@ -3668,570 +3950,672 @@
           <w:lang w:val="en-US" w:eastAsia="zh-CN"/>
         </w:rPr>
         <w:t>（k &lt; n）数量的公式为：</w:t>
+      </w:r>
+    </w:p>
+    <w:p>
+      <w:pPr>
+        <w:rPr>
+          <w:rFonts w:hint="default"/>
+          <w:lang w:val="en-US" w:eastAsia="zh-CN"/>
+        </w:rPr>
+      </w:pPr>
+      <w:r>
+        <w:rPr>
+          <w:rFonts w:hint="eastAsia"/>
+          <w:lang w:val="en-US" w:eastAsia="zh-CN"/>
+        </w:rPr>
+        <w:t>流形数</w:t>
+      </w:r>
+      <w:r>
+        <w:rPr>
+          <w:rFonts w:hint="default"/>
+          <w:lang w:val="en-US" w:eastAsia="zh-CN"/>
+        </w:rPr>
+        <w:t>数=</w:t>
+      </w:r>
+      <w:r>
+        <w:rPr>
+          <w:rFonts w:hint="eastAsia"/>
+          <w:lang w:val="en-US" w:eastAsia="zh-CN"/>
+        </w:rPr>
+        <w:t>C</w:t>
+      </w:r>
+      <w:r>
+        <w:rPr>
+          <w:rFonts w:hint="default"/>
+          <w:lang w:val="en-US" w:eastAsia="zh-CN"/>
+        </w:rPr>
+        <w:t>(n</w:t>
+      </w:r>
+      <w:r>
+        <w:rPr>
+          <w:rFonts w:hint="eastAsia"/>
+          <w:lang w:val="en-US" w:eastAsia="zh-CN"/>
+        </w:rPr>
+        <w:t>+1,</w:t>
+      </w:r>
+      <w:r>
+        <w:rPr>
+          <w:rFonts w:hint="default"/>
+          <w:lang w:val="en-US" w:eastAsia="zh-CN"/>
+        </w:rPr>
+        <w:t>k</w:t>
+      </w:r>
+      <w:r>
+        <w:rPr>
+          <w:rFonts w:hint="eastAsia"/>
+          <w:lang w:val="en-US" w:eastAsia="zh-CN"/>
+        </w:rPr>
+        <w:t>+1</w:t>
+      </w:r>
+      <w:r>
+        <w:rPr>
+          <w:rFonts w:hint="default"/>
+          <w:lang w:val="en-US" w:eastAsia="zh-CN"/>
+        </w:rPr>
+        <w:t>)</w:t>
+      </w:r>
+    </w:p>
+    <w:p>
+      <w:pPr>
+        <w:rPr>
+          <w:rFonts w:hint="default"/>
+          <w:lang w:val="en-US" w:eastAsia="zh-CN"/>
+        </w:rPr>
+      </w:pPr>
+    </w:p>
+    <w:p>
+      <w:pPr>
+        <w:rPr>
+          <w:rFonts w:hint="default"/>
+          <w:lang w:val="en-US" w:eastAsia="zh-CN"/>
+        </w:rPr>
+      </w:pPr>
+      <w:r>
+        <w:rPr>
+          <w:rFonts w:hint="eastAsia"/>
+          <w:lang w:val="en-US" w:eastAsia="zh-CN"/>
+        </w:rPr>
+        <w:t>继承：线性几何体</w:t>
+      </w:r>
+    </w:p>
+    <w:p>
+      <w:pPr>
+        <w:pStyle w:val="3"/>
+        <w:bidi w:val="0"/>
+        <w:rPr>
+          <w:rFonts w:hint="eastAsia"/>
+          <w:lang w:val="en-US" w:eastAsia="zh-CN"/>
+        </w:rPr>
+      </w:pPr>
+      <w:r>
+        <w:rPr>
+          <w:rFonts w:hint="eastAsia"/>
+          <w:lang w:val="en-US" w:eastAsia="zh-CN"/>
+        </w:rPr>
+        <w:t>曲面物体</w:t>
+      </w:r>
+    </w:p>
+    <w:p>
+      <w:pPr>
+        <w:rPr>
+          <w:rFonts w:hint="eastAsia"/>
+          <w:lang w:val="en-US" w:eastAsia="zh-CN"/>
+        </w:rPr>
+      </w:pPr>
+      <w:r>
+        <w:rPr>
+          <w:rFonts w:hint="eastAsia"/>
+          <w:lang w:val="en-US" w:eastAsia="zh-CN"/>
+        </w:rPr>
+        <w:t>继承：物体</w:t>
+      </w:r>
+    </w:p>
+    <w:p>
+      <w:pPr>
+        <w:rPr>
+          <w:rFonts w:hint="default"/>
+          <w:lang w:val="en-US" w:eastAsia="zh-CN"/>
+        </w:rPr>
+      </w:pPr>
+      <w:r>
+        <w:rPr>
+          <w:rFonts w:hint="eastAsia"/>
+          <w:lang w:val="en-US" w:eastAsia="zh-CN"/>
+        </w:rPr>
+        <w:t>维度n&gt;=2</w:t>
+      </w:r>
+    </w:p>
+    <w:p>
+      <w:pPr>
+        <w:rPr>
+          <w:rFonts w:hint="default"/>
+          <w:lang w:val="en-US" w:eastAsia="zh-CN"/>
+        </w:rPr>
+      </w:pPr>
+      <w:r>
+        <w:rPr>
+          <w:rFonts w:hint="eastAsia"/>
+          <w:lang w:val="en-US" w:eastAsia="zh-CN"/>
+        </w:rPr>
+        <w:t>属性：</w:t>
+      </w:r>
+    </w:p>
+    <w:p>
+      <w:pPr>
+        <w:rPr>
+          <w:rFonts w:hint="default"/>
+          <w:lang w:val="en-US" w:eastAsia="zh-CN"/>
+        </w:rPr>
+      </w:pPr>
+    </w:p>
+    <w:p>
+      <w:pPr>
+        <w:rPr>
+          <w:rFonts w:hint="default"/>
+          <w:lang w:val="en-US" w:eastAsia="zh-CN"/>
+        </w:rPr>
+      </w:pPr>
+    </w:p>
+    <w:p>
+      <w:pPr>
+        <w:rPr>
+          <w:rFonts w:hint="eastAsia"/>
+          <w:lang w:val="en-US" w:eastAsia="zh-CN"/>
+        </w:rPr>
+      </w:pPr>
+      <w:r>
+        <w:rPr>
+          <w:rFonts w:hint="eastAsia"/>
+          <w:lang w:val="en-US" w:eastAsia="zh-CN"/>
+        </w:rPr>
+        <w:t>四维物体，三维物体，二维物体</w:t>
+      </w:r>
+    </w:p>
+    <w:p>
+      <w:pPr>
+        <w:rPr>
+          <w:rFonts w:hint="eastAsia"/>
+          <w:lang w:val="en-US" w:eastAsia="zh-CN"/>
+        </w:rPr>
+      </w:pPr>
+    </w:p>
+    <w:p>
+      <w:pPr>
+        <w:pStyle w:val="2"/>
+        <w:bidi w:val="0"/>
+        <w:jc w:val="center"/>
+        <w:rPr>
+          <w:rFonts w:hint="default"/>
+          <w:lang w:val="en-US" w:eastAsia="zh-CN"/>
+        </w:rPr>
+      </w:pPr>
+      <w:r>
+        <w:rPr>
+          <w:rFonts w:hint="eastAsia"/>
+          <w:lang w:val="en-US" w:eastAsia="zh-CN"/>
+        </w:rPr>
+        <w:t>场景</w:t>
+      </w:r>
+    </w:p>
+    <w:p>
+      <w:pPr>
+        <w:rPr>
+          <w:rFonts w:hint="eastAsia"/>
+          <w:lang w:val="en-US" w:eastAsia="zh-CN"/>
+        </w:rPr>
+      </w:pPr>
+      <w:r>
+        <w:rPr>
+          <w:rFonts w:hint="eastAsia"/>
+          <w:lang w:val="en-US" w:eastAsia="zh-CN"/>
+        </w:rPr>
+        <w:t>窗口——摄像头——场景</w:t>
+      </w:r>
+    </w:p>
+    <w:p>
+      <w:pPr>
+        <w:rPr>
+          <w:rFonts w:hint="default"/>
+          <w:lang w:val="en-US" w:eastAsia="zh-CN"/>
+        </w:rPr>
+      </w:pPr>
+    </w:p>
+    <w:p>
+      <w:pPr>
+        <w:rPr>
+          <w:rFonts w:hint="eastAsia"/>
+          <w:lang w:val="en-US" w:eastAsia="zh-CN"/>
+        </w:rPr>
+      </w:pPr>
+      <w:r>
+        <w:rPr>
+          <w:rFonts w:hint="eastAsia"/>
+          <w:lang w:val="en-US" w:eastAsia="zh-CN"/>
+        </w:rPr>
+        <w:t>有摄像头，窗口，一个窗口只能有一个摄像头，但是一个摄像头可以放到多个窗口上。</w:t>
+      </w:r>
+    </w:p>
+    <w:p>
+      <w:pPr>
+        <w:rPr>
+          <w:rFonts w:hint="eastAsia"/>
+          <w:lang w:val="en-US" w:eastAsia="zh-CN"/>
+        </w:rPr>
+      </w:pPr>
+      <w:r>
+        <w:rPr>
+          <w:rFonts w:hint="eastAsia"/>
+          <w:lang w:val="en-US" w:eastAsia="zh-CN"/>
+        </w:rPr>
+        <w:t>场景管理物品列表，需要把物品投影后画到窗口上。</w:t>
+      </w:r>
+    </w:p>
+    <w:p>
+      <w:pPr>
+        <w:pStyle w:val="2"/>
+        <w:bidi w:val="0"/>
+        <w:jc w:val="center"/>
+        <w:rPr>
+          <w:rFonts w:hint="eastAsia"/>
+          <w:lang w:val="en-US" w:eastAsia="zh-CN"/>
+        </w:rPr>
+      </w:pPr>
+      <w:r>
+        <w:rPr>
+          <w:rFonts w:hint="eastAsia"/>
+          <w:lang w:val="en-US" w:eastAsia="zh-CN"/>
+        </w:rPr>
+        <w:t>移动方法</w:t>
+      </w:r>
+    </w:p>
+    <w:p>
+      <w:pPr>
+        <w:pStyle w:val="3"/>
+        <w:bidi w:val="0"/>
+        <w:rPr>
+          <w:rFonts w:hint="eastAsia"/>
+          <w:lang w:val="en-US" w:eastAsia="zh-CN"/>
+        </w:rPr>
+      </w:pPr>
+      <w:r>
+        <w:rPr>
+          <w:rFonts w:hint="eastAsia"/>
+          <w:lang w:val="en-US" w:eastAsia="zh-CN"/>
+        </w:rPr>
+        <w:t>世界坐标系</w:t>
+      </w:r>
+    </w:p>
+    <w:p>
+      <w:pPr>
+        <w:rPr>
+          <w:rFonts w:hint="default"/>
+          <w:lang w:val="en-US" w:eastAsia="zh-CN"/>
+        </w:rPr>
+      </w:pPr>
+      <w:r>
+        <w:rPr>
+          <w:rFonts w:hint="eastAsia"/>
+          <w:lang w:val="en-US" w:eastAsia="zh-CN"/>
+        </w:rPr>
+        <w:t>平行于世界坐标系的某个平面移动</w:t>
+      </w:r>
+    </w:p>
+    <w:p>
+      <w:pPr>
+        <w:pStyle w:val="3"/>
+        <w:bidi w:val="0"/>
+        <w:rPr>
+          <w:rFonts w:hint="eastAsia"/>
+          <w:lang w:val="en-US" w:eastAsia="zh-CN"/>
+        </w:rPr>
+      </w:pPr>
+      <w:r>
+        <w:rPr>
+          <w:rFonts w:hint="eastAsia"/>
+          <w:lang w:val="en-US" w:eastAsia="zh-CN"/>
+        </w:rPr>
+        <w:t>自身坐标系</w:t>
+      </w:r>
+    </w:p>
+    <w:p>
+      <w:pPr>
+        <w:rPr>
+          <w:rFonts w:hint="default"/>
+          <w:lang w:val="en-US" w:eastAsia="zh-CN"/>
+        </w:rPr>
+      </w:pPr>
+      <w:r>
+        <w:rPr>
+          <w:rFonts w:hint="eastAsia"/>
+          <w:lang w:val="en-US" w:eastAsia="zh-CN"/>
+        </w:rPr>
+        <w:t>平行于摄像头的方向向量生成的基向量方向移动</w:t>
+      </w:r>
+    </w:p>
+    <w:p>
+      <w:pPr>
+        <w:rPr>
+          <w:rFonts w:hint="eastAsia"/>
+          <w:lang w:val="en-US" w:eastAsia="zh-CN"/>
+        </w:rPr>
+      </w:pPr>
+    </w:p>
+    <w:p>
+      <w:pPr>
+        <w:pStyle w:val="2"/>
+        <w:bidi w:val="0"/>
+        <w:jc w:val="center"/>
+        <w:rPr>
+          <w:rFonts w:hint="eastAsia"/>
+          <w:lang w:val="en-US" w:eastAsia="zh-CN"/>
+        </w:rPr>
+      </w:pPr>
+      <w:r>
+        <w:rPr>
+          <w:rFonts w:hint="eastAsia"/>
+          <w:lang w:val="en-US" w:eastAsia="zh-CN"/>
+        </w:rPr>
+        <w:t>算法</w:t>
+      </w:r>
+    </w:p>
+    <w:p>
+      <w:pPr>
+        <w:pStyle w:val="3"/>
+        <w:bidi w:val="0"/>
+        <w:rPr>
+          <w:rFonts w:hint="eastAsia"/>
+          <w:lang w:val="en-US" w:eastAsia="zh-CN"/>
+        </w:rPr>
+      </w:pPr>
+      <w:r>
+        <w:rPr>
+          <w:rFonts w:hint="eastAsia"/>
+          <w:lang w:val="en-US" w:eastAsia="zh-CN"/>
+        </w:rPr>
+        <w:t>超方形子结构生成算法，树</w:t>
+      </w:r>
+    </w:p>
+    <w:p>
+      <w:pPr>
+        <w:rPr>
+          <w:rFonts w:hint="eastAsia"/>
+          <w:lang w:val="en-US" w:eastAsia="zh-CN"/>
+        </w:rPr>
+      </w:pPr>
+      <w:r>
+        <w:rPr>
+          <w:rFonts w:hint="eastAsia"/>
+          <w:lang w:val="en-US" w:eastAsia="zh-CN"/>
+        </w:rPr>
+        <w:t>/**</w:t>
+      </w:r>
+      <w:r>
+        <w:rPr>
+          <w:rFonts w:hint="eastAsia"/>
+          <w:lang w:val="en-US" w:eastAsia="zh-CN"/>
+        </w:rPr>
+        <w:br w:type="textWrapping"/>
+      </w:r>
+      <w:r>
+        <w:rPr>
+          <w:rFonts w:hint="eastAsia"/>
+          <w:lang w:val="en-US" w:eastAsia="zh-CN"/>
+        </w:rPr>
+        <w:t xml:space="preserve"> * 两个对立的流形会有以下特征</w:t>
+      </w:r>
+      <w:r>
+        <w:rPr>
+          <w:rFonts w:hint="eastAsia"/>
+          <w:lang w:val="en-US" w:eastAsia="zh-CN"/>
+        </w:rPr>
+        <w:br w:type="textWrapping"/>
+      </w:r>
+      <w:r>
+        <w:rPr>
+          <w:rFonts w:hint="eastAsia"/>
+          <w:lang w:val="en-US" w:eastAsia="zh-CN"/>
+        </w:rPr>
+        <w:t xml:space="preserve"> * 它们所有相互对应点中只有一个坐标不同，即一个流形可以通过一个方向的平移变成另一个流形</w:t>
+      </w:r>
+      <w:r>
+        <w:rPr>
+          <w:rFonts w:hint="eastAsia"/>
+          <w:lang w:val="en-US" w:eastAsia="zh-CN"/>
+        </w:rPr>
+        <w:br w:type="textWrapping"/>
+      </w:r>
+      <w:r>
+        <w:rPr>
+          <w:rFonts w:hint="eastAsia"/>
+          <w:lang w:val="en-US" w:eastAsia="zh-CN"/>
+        </w:rPr>
+        <w:t xml:space="preserve"> * 那么此刻只要对每一个坐标轴进行判定(即第一个i循环)即可找到两个对立的流形lowDimensionalPoints0和lowDimensionalPoints1</w:t>
+      </w:r>
+      <w:r>
+        <w:rPr>
+          <w:rFonts w:hint="eastAsia"/>
+          <w:lang w:val="en-US" w:eastAsia="zh-CN"/>
+        </w:rPr>
+        <w:br w:type="textWrapping"/>
+      </w:r>
+      <w:r>
+        <w:rPr>
+          <w:rFonts w:hint="eastAsia"/>
+          <w:lang w:val="en-US" w:eastAsia="zh-CN"/>
+        </w:rPr>
+        <w:t xml:space="preserve"> * </w:t>
+      </w:r>
+      <w:r>
+        <w:rPr>
+          <w:rFonts w:hint="eastAsia"/>
+          <w:lang w:val="en-US" w:eastAsia="zh-CN"/>
+        </w:rPr>
+        <w:tab/>
+      </w:r>
+      <w:r>
+        <w:rPr>
+          <w:rFonts w:hint="eastAsia"/>
+          <w:lang w:val="en-US" w:eastAsia="zh-CN"/>
+        </w:rPr>
+        <w:br w:type="textWrapping"/>
+      </w:r>
+      <w:r>
+        <w:rPr>
+          <w:rFonts w:hint="eastAsia"/>
+          <w:lang w:val="en-US" w:eastAsia="zh-CN"/>
+        </w:rPr>
+        <w:t xml:space="preserve"> * 一个流形的点可以用索引表示，把索引转换成n位二进制数，其中某一位不同的点即可判定当前点位于哪个流形</w:t>
+      </w:r>
+      <w:r>
+        <w:rPr>
+          <w:rFonts w:hint="eastAsia"/>
+          <w:lang w:val="en-US" w:eastAsia="zh-CN"/>
+        </w:rPr>
+        <w:br w:type="textWrapping"/>
+      </w:r>
+      <w:r>
+        <w:rPr>
+          <w:rFonts w:hint="eastAsia"/>
+          <w:lang w:val="en-US" w:eastAsia="zh-CN"/>
+        </w:rPr>
+        <w:t xml:space="preserve"> * 即j / (2^i) % 2,j / (2^i)是获取转换后的二进制数的第i位,%2判断是0还是1</w:t>
+      </w:r>
+      <w:r>
+        <w:rPr>
+          <w:rFonts w:hint="eastAsia"/>
+          <w:lang w:val="en-US" w:eastAsia="zh-CN"/>
+        </w:rPr>
+        <w:br w:type="textWrapping"/>
+      </w:r>
+      <w:r>
+        <w:rPr>
+          <w:rFonts w:hint="eastAsia"/>
+          <w:lang w:val="en-US" w:eastAsia="zh-CN"/>
+        </w:rPr>
+        <w:t xml:space="preserve"> */</w:t>
+      </w:r>
+    </w:p>
+    <w:p>
+      <w:pPr>
+        <w:rPr>
+          <w:rFonts w:hint="eastAsia"/>
+          <w:lang w:val="en-US" w:eastAsia="zh-CN"/>
+        </w:rPr>
+      </w:pPr>
+    </w:p>
+    <w:p>
+      <w:pPr>
+        <w:pStyle w:val="3"/>
+        <w:bidi w:val="0"/>
+        <w:rPr>
+          <w:rFonts w:hint="default"/>
+          <w:lang w:val="en-US" w:eastAsia="zh-CN"/>
+        </w:rPr>
+      </w:pPr>
+      <w:r>
+        <w:rPr>
+          <w:rFonts w:hint="eastAsia"/>
+          <w:lang w:val="en-US" w:eastAsia="zh-CN"/>
+        </w:rPr>
+        <w:t>旋转矩阵算法</w:t>
+      </w:r>
+    </w:p>
+    <w:p>
+      <w:pPr>
+        <w:rPr>
+          <w:rFonts w:ascii="宋体" w:hAnsi="宋体" w:eastAsia="宋体" w:cs="宋体"/>
+          <w:sz w:val="24"/>
+          <w:szCs w:val="24"/>
+        </w:rPr>
+      </w:pPr>
+      <w:r>
+        <w:rPr>
+          <w:rFonts w:ascii="宋体" w:hAnsi="宋体" w:eastAsia="宋体" w:cs="宋体"/>
+          <w:sz w:val="24"/>
+          <w:szCs w:val="24"/>
+        </w:rPr>
+        <w:fldChar w:fldCharType="begin"/>
+      </w:r>
+      <w:r>
+        <w:rPr>
+          <w:rFonts w:ascii="宋体" w:hAnsi="宋体" w:eastAsia="宋体" w:cs="宋体"/>
+          <w:sz w:val="24"/>
+          <w:szCs w:val="24"/>
+        </w:rPr>
+        <w:instrText xml:space="preserve"> HYPERLINK "https://www.cnblogs.com/zhoug2020/p/7842808.html" </w:instrText>
+      </w:r>
+      <w:r>
+        <w:rPr>
+          <w:rFonts w:ascii="宋体" w:hAnsi="宋体" w:eastAsia="宋体" w:cs="宋体"/>
+          <w:sz w:val="24"/>
+          <w:szCs w:val="24"/>
+        </w:rPr>
+        <w:fldChar w:fldCharType="separate"/>
+      </w:r>
+      <w:r>
+        <w:rPr>
+          <w:rStyle w:val="12"/>
+          <w:rFonts w:ascii="宋体" w:hAnsi="宋体" w:eastAsia="宋体" w:cs="宋体"/>
+          <w:sz w:val="24"/>
+          <w:szCs w:val="24"/>
+        </w:rPr>
+        <w:t>旋转变换（一）旋转矩阵 - 莫水千流 - 博客园</w:t>
+      </w:r>
+      <w:r>
+        <w:rPr>
+          <w:rFonts w:ascii="宋体" w:hAnsi="宋体" w:eastAsia="宋体" w:cs="宋体"/>
+          <w:sz w:val="24"/>
+          <w:szCs w:val="24"/>
+        </w:rPr>
+        <w:fldChar w:fldCharType="end"/>
+      </w:r>
+    </w:p>
+    <w:p>
+      <w:pPr>
+        <w:pStyle w:val="2"/>
+        <w:bidi w:val="0"/>
+        <w:jc w:val="center"/>
+        <w:rPr>
+          <w:rFonts w:hint="eastAsia"/>
+          <w:lang w:val="en-US" w:eastAsia="zh-CN"/>
+        </w:rPr>
+      </w:pPr>
+      <w:r>
+        <w:rPr>
+          <w:rFonts w:hint="eastAsia"/>
+          <w:lang w:val="en-US" w:eastAsia="zh-CN"/>
+        </w:rPr>
+        <w:t>配置</w:t>
+      </w:r>
+    </w:p>
+    <w:p>
+      <w:pPr>
+        <w:rPr>
+          <w:rFonts w:hint="eastAsia"/>
+          <w:lang w:val="en-US" w:eastAsia="zh-CN"/>
+        </w:rPr>
+      </w:pPr>
+      <w:r>
+        <w:rPr>
+          <w:rFonts w:hint="eastAsia"/>
+          <w:lang w:val="en-US" w:eastAsia="zh-CN"/>
+        </w:rPr>
+        <w:t>摄像机模式 透视/正交 焦距</w:t>
+      </w:r>
+    </w:p>
+    <w:p>
+      <w:pPr>
+        <w:rPr>
+          <w:rFonts w:hint="eastAsia"/>
+          <w:lang w:val="en-US" w:eastAsia="zh-CN"/>
+        </w:rPr>
+      </w:pPr>
+      <w:r>
+        <w:rPr>
+          <w:rFonts w:hint="eastAsia"/>
+          <w:lang w:val="en-US" w:eastAsia="zh-CN"/>
+        </w:rPr>
+        <w:t>移动方式 平行于世界坐标系 平行于相机</w:t>
       </w:r>
       <w:bookmarkStart w:id="0" w:name="_GoBack"/>
       <w:bookmarkEnd w:id="0"/>
-    </w:p>
-    <w:p>
-      <w:pPr>
-        <w:rPr>
-          <w:rFonts w:hint="default"/>
-          <w:lang w:val="en-US" w:eastAsia="zh-CN"/>
-        </w:rPr>
-      </w:pPr>
-      <w:r>
-        <w:rPr>
-          <w:rFonts w:hint="eastAsia"/>
-          <w:lang w:val="en-US" w:eastAsia="zh-CN"/>
-        </w:rPr>
-        <w:t>流形数</w:t>
-      </w:r>
-      <w:r>
-        <w:rPr>
-          <w:rFonts w:hint="default"/>
-          <w:lang w:val="en-US" w:eastAsia="zh-CN"/>
-        </w:rPr>
-        <w:t>数=</w:t>
-      </w:r>
-      <w:r>
-        <w:rPr>
-          <w:rFonts w:hint="eastAsia"/>
-          <w:lang w:val="en-US" w:eastAsia="zh-CN"/>
-        </w:rPr>
-        <w:t>C</w:t>
-      </w:r>
-      <w:r>
-        <w:rPr>
-          <w:rFonts w:hint="default"/>
-          <w:lang w:val="en-US" w:eastAsia="zh-CN"/>
-        </w:rPr>
-        <w:t>(n</w:t>
-      </w:r>
-      <w:r>
-        <w:rPr>
-          <w:rFonts w:hint="eastAsia"/>
-          <w:lang w:val="en-US" w:eastAsia="zh-CN"/>
-        </w:rPr>
-        <w:t>,</w:t>
-      </w:r>
-      <w:r>
-        <w:rPr>
-          <w:rFonts w:hint="default"/>
-          <w:lang w:val="en-US" w:eastAsia="zh-CN"/>
-        </w:rPr>
-        <w:t>k)</w:t>
-      </w:r>
-      <w:r>
-        <w:rPr>
-          <w:rFonts w:hint="eastAsia"/>
-          <w:lang w:val="en-US" w:eastAsia="zh-CN"/>
-        </w:rPr>
-        <w:t xml:space="preserve"> </w:t>
-      </w:r>
-      <w:r>
-        <w:rPr>
-          <w:rFonts w:hint="default"/>
-          <w:lang w:val="en-US" w:eastAsia="zh-CN"/>
-        </w:rPr>
-        <w:t>×</w:t>
-      </w:r>
-      <w:r>
-        <w:rPr>
-          <w:rFonts w:hint="eastAsia"/>
-          <w:lang w:val="en-US" w:eastAsia="zh-CN"/>
-        </w:rPr>
-        <w:t xml:space="preserve"> </w:t>
-      </w:r>
-      <w:r>
-        <w:rPr>
-          <w:rFonts w:hint="default"/>
-          <w:lang w:val="en-US" w:eastAsia="zh-CN"/>
-        </w:rPr>
-        <w:t>2</w:t>
-      </w:r>
-      <w:r>
-        <w:rPr>
-          <w:rFonts w:hint="eastAsia"/>
-          <w:lang w:val="en-US" w:eastAsia="zh-CN"/>
-        </w:rPr>
-        <w:t>^(</w:t>
-      </w:r>
-      <w:r>
-        <w:rPr>
-          <w:rFonts w:hint="default"/>
-          <w:lang w:val="en-US" w:eastAsia="zh-CN"/>
-        </w:rPr>
-        <w:t>n</w:t>
-      </w:r>
-      <w:r>
-        <w:rPr>
-          <w:rFonts w:hint="eastAsia"/>
-          <w:lang w:val="en-US" w:eastAsia="zh-CN"/>
-        </w:rPr>
-        <w:t xml:space="preserve"> </w:t>
-      </w:r>
-      <w:r>
-        <w:rPr>
-          <w:rFonts w:hint="default"/>
-          <w:lang w:val="en-US" w:eastAsia="zh-CN"/>
-        </w:rPr>
-        <w:t>−</w:t>
-      </w:r>
-      <w:r>
-        <w:rPr>
-          <w:rFonts w:hint="eastAsia"/>
-          <w:lang w:val="en-US" w:eastAsia="zh-CN"/>
-        </w:rPr>
-        <w:t xml:space="preserve"> </w:t>
-      </w:r>
-      <w:r>
-        <w:rPr>
-          <w:rFonts w:hint="default"/>
-          <w:lang w:val="en-US" w:eastAsia="zh-CN"/>
-        </w:rPr>
-        <w:t>k</w:t>
-      </w:r>
-      <w:r>
-        <w:rPr>
-          <w:rFonts w:hint="eastAsia"/>
-          <w:lang w:val="en-US" w:eastAsia="zh-CN"/>
-        </w:rPr>
-        <w:t>)</w:t>
-      </w:r>
-    </w:p>
-    <w:p>
-      <w:pPr>
-        <w:rPr>
-          <w:rFonts w:hint="default"/>
-          <w:lang w:val="en-US" w:eastAsia="zh-CN"/>
-        </w:rPr>
-      </w:pPr>
-      <w:r>
-        <w:rPr>
-          <w:rFonts w:hint="default"/>
-          <w:lang w:val="en-US" w:eastAsia="zh-CN"/>
-        </w:rPr>
-        <w:t>这里的</w:t>
-      </w:r>
-      <w:r>
-        <w:rPr>
-          <w:rFonts w:hint="eastAsia"/>
-          <w:lang w:val="en-US" w:eastAsia="zh-CN"/>
-        </w:rPr>
-        <w:t>C</w:t>
-      </w:r>
-      <w:r>
-        <w:rPr>
-          <w:rFonts w:hint="default"/>
-          <w:lang w:val="en-US" w:eastAsia="zh-CN"/>
-        </w:rPr>
-        <w:t>(n</w:t>
-      </w:r>
-      <w:r>
-        <w:rPr>
-          <w:rFonts w:hint="eastAsia"/>
-          <w:lang w:val="en-US" w:eastAsia="zh-CN"/>
-        </w:rPr>
-        <w:t>,</w:t>
-      </w:r>
-      <w:r>
-        <w:rPr>
-          <w:rFonts w:hint="default"/>
-          <w:lang w:val="en-US" w:eastAsia="zh-CN"/>
-        </w:rPr>
-        <w:t>k)是从 n 维中选择 k 维的组合数，2</w:t>
-      </w:r>
-      <w:r>
-        <w:rPr>
-          <w:rFonts w:hint="eastAsia"/>
-          <w:lang w:val="en-US" w:eastAsia="zh-CN"/>
-        </w:rPr>
-        <w:t>^(</w:t>
-      </w:r>
-      <w:r>
-        <w:rPr>
-          <w:rFonts w:hint="default"/>
-          <w:lang w:val="en-US" w:eastAsia="zh-CN"/>
-        </w:rPr>
-        <w:t>n</w:t>
-      </w:r>
-      <w:r>
-        <w:rPr>
-          <w:rFonts w:hint="eastAsia"/>
-          <w:lang w:val="en-US" w:eastAsia="zh-CN"/>
-        </w:rPr>
-        <w:t xml:space="preserve"> </w:t>
-      </w:r>
-      <w:r>
-        <w:rPr>
-          <w:rFonts w:hint="default"/>
-          <w:lang w:val="en-US" w:eastAsia="zh-CN"/>
-        </w:rPr>
-        <w:t>−</w:t>
-      </w:r>
-      <w:r>
-        <w:rPr>
-          <w:rFonts w:hint="eastAsia"/>
-          <w:lang w:val="en-US" w:eastAsia="zh-CN"/>
-        </w:rPr>
-        <w:t xml:space="preserve"> </w:t>
-      </w:r>
-      <w:r>
-        <w:rPr>
-          <w:rFonts w:hint="default"/>
-          <w:lang w:val="en-US" w:eastAsia="zh-CN"/>
-        </w:rPr>
-        <w:t>k</w:t>
-      </w:r>
-      <w:r>
-        <w:rPr>
-          <w:rFonts w:hint="eastAsia"/>
-          <w:lang w:val="en-US" w:eastAsia="zh-CN"/>
-        </w:rPr>
-        <w:t>)</w:t>
-      </w:r>
-      <w:r>
-        <w:rPr>
-          <w:rFonts w:hint="default"/>
-          <w:lang w:val="en-US" w:eastAsia="zh-CN"/>
-        </w:rPr>
-        <w:t>表示剩余的维度在每个面上可以取的选择。</w:t>
-      </w:r>
-    </w:p>
-    <w:p>
-      <w:pPr>
-        <w:rPr>
-          <w:rFonts w:hint="default"/>
-          <w:lang w:val="en-US" w:eastAsia="zh-CN"/>
-        </w:rPr>
-      </w:pPr>
-    </w:p>
-    <w:p>
-      <w:pPr>
-        <w:rPr>
-          <w:rFonts w:hint="default"/>
-          <w:lang w:val="en-US" w:eastAsia="zh-CN"/>
-        </w:rPr>
-      </w:pPr>
-      <w:r>
-        <w:rPr>
-          <w:rFonts w:hint="eastAsia"/>
-          <w:lang w:val="en-US" w:eastAsia="zh-CN"/>
-        </w:rPr>
-        <w:t>子流形生成算法：k维流形根据k-1维流形生成，采用递归思想，最后进行去重</w:t>
-      </w:r>
-    </w:p>
-    <w:p>
-      <w:pPr>
-        <w:ind w:firstLine="420" w:firstLineChars="0"/>
-        <w:rPr>
-          <w:rFonts w:hint="default"/>
-          <w:lang w:val="en-US" w:eastAsia="zh-CN"/>
-        </w:rPr>
-      </w:pPr>
-    </w:p>
-    <w:p>
-      <w:pPr>
-        <w:rPr>
-          <w:rFonts w:hint="default"/>
-          <w:lang w:val="en-US" w:eastAsia="zh-CN"/>
-        </w:rPr>
-      </w:pPr>
-    </w:p>
-    <w:p>
-      <w:pPr>
-        <w:rPr>
-          <w:rFonts w:hint="default"/>
-          <w:lang w:val="en-US" w:eastAsia="zh-CN"/>
-        </w:rPr>
-      </w:pPr>
-      <w:r>
-        <w:rPr>
-          <w:rFonts w:hint="eastAsia"/>
-          <w:lang w:val="en-US" w:eastAsia="zh-CN"/>
-        </w:rPr>
-        <w:t>继承：线性几何体</w:t>
-      </w:r>
-    </w:p>
-    <w:p>
-      <w:pPr>
-        <w:pStyle w:val="3"/>
-        <w:bidi w:val="0"/>
-        <w:rPr>
-          <w:rFonts w:hint="eastAsia"/>
-          <w:lang w:val="en-US" w:eastAsia="zh-CN"/>
-        </w:rPr>
-      </w:pPr>
-    </w:p>
-    <w:p>
-      <w:pPr>
-        <w:pStyle w:val="3"/>
-        <w:bidi w:val="0"/>
-        <w:rPr>
-          <w:rFonts w:hint="default" w:eastAsia="黑体"/>
-          <w:lang w:val="en-US" w:eastAsia="zh-CN"/>
-        </w:rPr>
-      </w:pPr>
-      <w:r>
-        <w:rPr>
-          <w:rFonts w:hint="eastAsia"/>
-          <w:lang w:val="en-US" w:eastAsia="zh-CN"/>
-        </w:rPr>
-        <w:t>单纯形（三角形、四面体、单形）</w:t>
-      </w:r>
-    </w:p>
-    <w:p>
-      <w:pPr>
-        <w:rPr>
-          <w:rFonts w:hint="default"/>
-          <w:lang w:val="en-US" w:eastAsia="zh-CN"/>
-        </w:rPr>
-      </w:pPr>
-      <w:r>
-        <w:rPr>
-          <w:rFonts w:hint="eastAsia"/>
-          <w:lang w:val="en-US" w:eastAsia="zh-CN"/>
-        </w:rPr>
-        <w:t>零维流形 点p(n) = n+1</w:t>
-      </w:r>
-    </w:p>
-    <w:p>
-      <w:pPr>
-        <w:rPr>
-          <w:rFonts w:hint="default"/>
-          <w:lang w:val="en-US" w:eastAsia="zh-CN"/>
-        </w:rPr>
-      </w:pPr>
-      <w:r>
-        <w:rPr>
-          <w:rFonts w:hint="eastAsia"/>
-          <w:lang w:val="en-US" w:eastAsia="zh-CN"/>
-        </w:rPr>
-        <w:t>一维流形 边e(n) = (n + 1) / 2</w:t>
-      </w:r>
-    </w:p>
-    <w:p>
-      <w:pPr>
-        <w:rPr>
-          <w:rFonts w:hint="default"/>
-          <w:lang w:val="en-US" w:eastAsia="zh-CN"/>
-        </w:rPr>
-      </w:pPr>
-      <w:r>
-        <w:rPr>
-          <w:rFonts w:hint="default"/>
-          <w:lang w:val="en-US" w:eastAsia="zh-CN"/>
-        </w:rPr>
-        <w:t>具体来说：</w:t>
-      </w:r>
-    </w:p>
-    <w:p>
-      <w:pPr>
-        <w:rPr>
-          <w:rFonts w:hint="default"/>
-          <w:lang w:val="en-US" w:eastAsia="zh-CN"/>
-        </w:rPr>
-      </w:pPr>
-      <w:r>
-        <w:rPr>
-          <w:rFonts w:hint="default"/>
-          <w:lang w:val="en-US" w:eastAsia="zh-CN"/>
-        </w:rPr>
-        <w:t>k维</w:t>
-      </w:r>
-      <w:r>
-        <w:rPr>
-          <w:rFonts w:hint="eastAsia"/>
-          <w:lang w:val="en-US" w:eastAsia="zh-CN"/>
-        </w:rPr>
-        <w:t>流形</w:t>
-      </w:r>
-      <w:r>
-        <w:rPr>
-          <w:rFonts w:hint="default"/>
-          <w:lang w:val="en-US" w:eastAsia="zh-CN"/>
-        </w:rPr>
-        <w:t>（k &lt; n）数量的公式为：</w:t>
-      </w:r>
-    </w:p>
-    <w:p>
-      <w:pPr>
-        <w:rPr>
-          <w:rFonts w:hint="default"/>
-          <w:lang w:val="en-US" w:eastAsia="zh-CN"/>
-        </w:rPr>
-      </w:pPr>
-      <w:r>
-        <w:rPr>
-          <w:rFonts w:hint="eastAsia"/>
-          <w:lang w:val="en-US" w:eastAsia="zh-CN"/>
-        </w:rPr>
-        <w:t>流形数</w:t>
-      </w:r>
-      <w:r>
-        <w:rPr>
-          <w:rFonts w:hint="default"/>
-          <w:lang w:val="en-US" w:eastAsia="zh-CN"/>
-        </w:rPr>
-        <w:t>数=</w:t>
-      </w:r>
-      <w:r>
-        <w:rPr>
-          <w:rFonts w:hint="eastAsia"/>
-          <w:lang w:val="en-US" w:eastAsia="zh-CN"/>
-        </w:rPr>
-        <w:t>C</w:t>
-      </w:r>
-      <w:r>
-        <w:rPr>
-          <w:rFonts w:hint="default"/>
-          <w:lang w:val="en-US" w:eastAsia="zh-CN"/>
-        </w:rPr>
-        <w:t>(n</w:t>
-      </w:r>
-      <w:r>
-        <w:rPr>
-          <w:rFonts w:hint="eastAsia"/>
-          <w:lang w:val="en-US" w:eastAsia="zh-CN"/>
-        </w:rPr>
-        <w:t>+1,</w:t>
-      </w:r>
-      <w:r>
-        <w:rPr>
-          <w:rFonts w:hint="default"/>
-          <w:lang w:val="en-US" w:eastAsia="zh-CN"/>
-        </w:rPr>
-        <w:t>k</w:t>
-      </w:r>
-      <w:r>
-        <w:rPr>
-          <w:rFonts w:hint="eastAsia"/>
-          <w:lang w:val="en-US" w:eastAsia="zh-CN"/>
-        </w:rPr>
-        <w:t>+1</w:t>
-      </w:r>
-      <w:r>
-        <w:rPr>
-          <w:rFonts w:hint="default"/>
-          <w:lang w:val="en-US" w:eastAsia="zh-CN"/>
-        </w:rPr>
-        <w:t>)</w:t>
-      </w:r>
-    </w:p>
-    <w:p>
-      <w:pPr>
-        <w:rPr>
-          <w:rFonts w:hint="default"/>
-          <w:lang w:val="en-US" w:eastAsia="zh-CN"/>
-        </w:rPr>
-      </w:pPr>
-    </w:p>
-    <w:p>
-      <w:pPr>
-        <w:rPr>
-          <w:rFonts w:hint="default"/>
-          <w:lang w:val="en-US" w:eastAsia="zh-CN"/>
-        </w:rPr>
-      </w:pPr>
-      <w:r>
-        <w:rPr>
-          <w:rFonts w:hint="eastAsia"/>
-          <w:lang w:val="en-US" w:eastAsia="zh-CN"/>
-        </w:rPr>
-        <w:t>继承：线性几何体</w:t>
-      </w:r>
-    </w:p>
-    <w:p>
-      <w:pPr>
-        <w:pStyle w:val="3"/>
-        <w:bidi w:val="0"/>
-        <w:rPr>
-          <w:rFonts w:hint="eastAsia"/>
-          <w:lang w:val="en-US" w:eastAsia="zh-CN"/>
-        </w:rPr>
-      </w:pPr>
-      <w:r>
-        <w:rPr>
-          <w:rFonts w:hint="eastAsia"/>
-          <w:lang w:val="en-US" w:eastAsia="zh-CN"/>
-        </w:rPr>
-        <w:t>曲面物体</w:t>
-      </w:r>
-    </w:p>
-    <w:p>
-      <w:pPr>
-        <w:rPr>
-          <w:rFonts w:hint="eastAsia"/>
-          <w:lang w:val="en-US" w:eastAsia="zh-CN"/>
-        </w:rPr>
-      </w:pPr>
-      <w:r>
-        <w:rPr>
-          <w:rFonts w:hint="eastAsia"/>
-          <w:lang w:val="en-US" w:eastAsia="zh-CN"/>
-        </w:rPr>
-        <w:t>继承：物体</w:t>
-      </w:r>
-    </w:p>
-    <w:p>
-      <w:pPr>
-        <w:rPr>
-          <w:rFonts w:hint="default"/>
-          <w:lang w:val="en-US" w:eastAsia="zh-CN"/>
-        </w:rPr>
-      </w:pPr>
-      <w:r>
-        <w:rPr>
-          <w:rFonts w:hint="eastAsia"/>
-          <w:lang w:val="en-US" w:eastAsia="zh-CN"/>
-        </w:rPr>
-        <w:t>维度n&gt;=2</w:t>
-      </w:r>
-    </w:p>
-    <w:p>
-      <w:pPr>
-        <w:rPr>
-          <w:rFonts w:hint="default"/>
-          <w:lang w:val="en-US" w:eastAsia="zh-CN"/>
-        </w:rPr>
-      </w:pPr>
-      <w:r>
-        <w:rPr>
-          <w:rFonts w:hint="eastAsia"/>
-          <w:lang w:val="en-US" w:eastAsia="zh-CN"/>
-        </w:rPr>
-        <w:t>属性：</w:t>
-      </w:r>
-    </w:p>
-    <w:p>
-      <w:pPr>
-        <w:rPr>
-          <w:rFonts w:hint="default"/>
-          <w:lang w:val="en-US" w:eastAsia="zh-CN"/>
-        </w:rPr>
-      </w:pPr>
-    </w:p>
-    <w:p>
-      <w:pPr>
-        <w:rPr>
-          <w:rFonts w:hint="default"/>
-          <w:lang w:val="en-US" w:eastAsia="zh-CN"/>
-        </w:rPr>
-      </w:pPr>
-    </w:p>
-    <w:p>
-      <w:pPr>
-        <w:rPr>
-          <w:rFonts w:hint="default"/>
-          <w:lang w:val="en-US" w:eastAsia="zh-CN"/>
-        </w:rPr>
-      </w:pPr>
-      <w:r>
-        <w:rPr>
-          <w:rFonts w:hint="eastAsia"/>
-          <w:lang w:val="en-US" w:eastAsia="zh-CN"/>
-        </w:rPr>
-        <w:t>四维物体，三维物体，二维物体</w:t>
+      <w:r>
+        <w:rPr>
+          <w:rFonts w:hint="eastAsia"/>
+          <w:lang w:val="en-US" w:eastAsia="zh-CN"/>
+        </w:rPr>
+        <w:t>坐标系</w:t>
+      </w:r>
+    </w:p>
+    <w:p>
+      <w:pPr>
+        <w:rPr>
+          <w:rFonts w:hint="eastAsia"/>
+          <w:lang w:val="en-US" w:eastAsia="zh-CN"/>
+        </w:rPr>
+      </w:pPr>
+      <w:r>
+        <w:rPr>
+          <w:rFonts w:hint="eastAsia"/>
+          <w:lang w:val="en-US" w:eastAsia="zh-CN"/>
+        </w:rPr>
+        <w:t>显示坐标，朝向</w:t>
+      </w:r>
+    </w:p>
+    <w:p>
+      <w:pPr>
+        <w:rPr>
+          <w:rFonts w:hint="default"/>
+          <w:lang w:val="en-US" w:eastAsia="zh-CN"/>
+        </w:rPr>
+      </w:pPr>
+      <w:r>
+        <w:rPr>
+          <w:rFonts w:hint="eastAsia"/>
+          <w:lang w:val="en-US" w:eastAsia="zh-CN"/>
+        </w:rPr>
+        <w:t>鼠标灵敏度</w:t>
       </w:r>
     </w:p>
     <w:sectPr>
@@ -4347,8 +4731,8 @@
     <w:lsdException w:unhideWhenUsed="0" w:uiPriority="0" w:semiHidden="0" w:name="Body Text Indent 2"/>
     <w:lsdException w:unhideWhenUsed="0" w:uiPriority="0" w:semiHidden="0" w:name="Body Text Indent 3"/>
     <w:lsdException w:unhideWhenUsed="0" w:uiPriority="0" w:semiHidden="0" w:name="Block Text"/>
-    <w:lsdException w:unhideWhenUsed="0" w:uiPriority="0" w:semiHidden="0" w:name="Hyperlink"/>
-    <w:lsdException w:unhideWhenUsed="0" w:uiPriority="0" w:semiHidden="0" w:name="FollowedHyperlink"/>
+    <w:lsdException w:qFormat="1" w:unhideWhenUsed="0" w:uiPriority="0" w:semiHidden="0" w:name="Hyperlink"/>
+    <w:lsdException w:qFormat="1" w:unhideWhenUsed="0" w:uiPriority="0" w:semiHidden="0" w:name="FollowedHyperlink"/>
     <w:lsdException w:qFormat="1" w:unhideWhenUsed="0" w:uiPriority="0" w:semiHidden="0" w:name="Strong"/>
     <w:lsdException w:qFormat="1" w:unhideWhenUsed="0" w:uiPriority="0" w:semiHidden="0" w:name="Emphasis"/>
     <w:lsdException w:unhideWhenUsed="0" w:uiPriority="0" w:semiHidden="0" w:name="Document Map"/>
@@ -4361,7 +4745,7 @@
     <w:lsdException w:unhideWhenUsed="0" w:uiPriority="0" w:semiHidden="0" w:name="HTML Code"/>
     <w:lsdException w:unhideWhenUsed="0" w:uiPriority="0" w:semiHidden="0" w:name="HTML Definition"/>
     <w:lsdException w:unhideWhenUsed="0" w:uiPriority="0" w:semiHidden="0" w:name="HTML Keyboard"/>
-    <w:lsdException w:unhideWhenUsed="0" w:uiPriority="0" w:semiHidden="0" w:name="HTML Preformatted"/>
+    <w:lsdException w:qFormat="1" w:unhideWhenUsed="0" w:uiPriority="0" w:semiHidden="0" w:name="HTML Preformatted"/>
     <w:lsdException w:unhideWhenUsed="0" w:uiPriority="0" w:semiHidden="0" w:name="HTML Sample"/>
     <w:lsdException w:unhideWhenUsed="0" w:uiPriority="0" w:semiHidden="0" w:name="HTML Typewriter"/>
     <w:lsdException w:unhideWhenUsed="0" w:uiPriority="0" w:semiHidden="0" w:name="HTML Variable"/>
@@ -4601,13 +4985,13 @@
       <w:sz w:val="28"/>
     </w:rPr>
   </w:style>
-  <w:style w:type="character" w:default="1" w:styleId="9">
+  <w:style w:type="character" w:default="1" w:styleId="10">
     <w:name w:val="Default Paragraph Font"/>
     <w:semiHidden/>
     <w:qFormat/>
     <w:uiPriority w:val="0"/>
   </w:style>
-  <w:style w:type="table" w:default="1" w:styleId="7">
+  <w:style w:type="table" w:default="1" w:styleId="8">
     <w:name w:val="Normal Table"/>
     <w:semiHidden/>
     <w:qFormat/>
@@ -4622,6 +5006,40 @@
     </w:tblPr>
   </w:style>
   <w:style w:type="paragraph" w:styleId="6">
+    <w:name w:val="HTML Preformatted"/>
+    <w:basedOn w:val="1"/>
+    <w:qFormat/>
+    <w:uiPriority w:val="0"/>
+    <w:pPr>
+      <w:tabs>
+        <w:tab w:val="left" w:pos="916"/>
+        <w:tab w:val="left" w:pos="1832"/>
+        <w:tab w:val="left" w:pos="2748"/>
+        <w:tab w:val="left" w:pos="3664"/>
+        <w:tab w:val="left" w:pos="4580"/>
+        <w:tab w:val="left" w:pos="5496"/>
+        <w:tab w:val="left" w:pos="6412"/>
+        <w:tab w:val="left" w:pos="7328"/>
+        <w:tab w:val="left" w:pos="8244"/>
+        <w:tab w:val="left" w:pos="9160"/>
+        <w:tab w:val="left" w:pos="10076"/>
+        <w:tab w:val="left" w:pos="10992"/>
+        <w:tab w:val="left" w:pos="11908"/>
+        <w:tab w:val="left" w:pos="12824"/>
+        <w:tab w:val="left" w:pos="13740"/>
+        <w:tab w:val="left" w:pos="14656"/>
+      </w:tabs>
+      <w:jc w:val="left"/>
+    </w:pPr>
+    <w:rPr>
+      <w:rFonts w:hint="eastAsia" w:ascii="宋体" w:hAnsi="宋体" w:eastAsia="宋体" w:cs="宋体"/>
+      <w:kern w:val="0"/>
+      <w:sz w:val="24"/>
+      <w:szCs w:val="24"/>
+      <w:lang w:val="en-US" w:eastAsia="zh-CN" w:bidi="ar"/>
+    </w:rPr>
+  </w:style>
+  <w:style w:type="paragraph" w:styleId="7">
     <w:name w:val="Normal (Web)"/>
     <w:basedOn w:val="1"/>
     <w:qFormat/>
@@ -4637,9 +5055,9 @@
       <w:lang w:val="en-US" w:eastAsia="zh-CN" w:bidi="ar"/>
     </w:rPr>
   </w:style>
-  <w:style w:type="table" w:styleId="8">
+  <w:style w:type="table" w:styleId="9">
     <w:name w:val="Table Grid"/>
-    <w:basedOn w:val="7"/>
+    <w:basedOn w:val="8"/>
     <w:qFormat/>
     <w:uiPriority w:val="0"/>
     <w:pPr>
@@ -4657,13 +5075,33 @@
       </w:tblBorders>
     </w:tblPr>
   </w:style>
-  <w:style w:type="character" w:styleId="10">
+  <w:style w:type="character" w:styleId="11">
     <w:name w:val="Strong"/>
-    <w:basedOn w:val="9"/>
+    <w:basedOn w:val="10"/>
     <w:qFormat/>
     <w:uiPriority w:val="0"/>
     <w:rPr>
       <w:b/>
+    </w:rPr>
+  </w:style>
+  <w:style w:type="character" w:styleId="12">
+    <w:name w:val="FollowedHyperlink"/>
+    <w:basedOn w:val="10"/>
+    <w:qFormat/>
+    <w:uiPriority w:val="0"/>
+    <w:rPr>
+      <w:color w:val="800080"/>
+      <w:u w:val="single"/>
+    </w:rPr>
+  </w:style>
+  <w:style w:type="character" w:styleId="13">
+    <w:name w:val="Hyperlink"/>
+    <w:basedOn w:val="10"/>
+    <w:qFormat/>
+    <w:uiPriority w:val="0"/>
+    <w:rPr>
+      <w:color w:val="0000FF"/>
+      <w:u w:val="single"/>
     </w:rPr>
   </w:style>
 </w:styles>

--- a/Description of requirements.docx
+++ b/Description of requirements.docx
@@ -4576,46 +4576,837 @@
           <w:rFonts w:hint="eastAsia"/>
           <w:lang w:val="en-US" w:eastAsia="zh-CN"/>
         </w:rPr>
-        <w:t>移动方式 平行于世界坐标系 平行于相机</w:t>
+        <w:t>移动方式 平行于世界坐标系 平行于相机坐标系</w:t>
+      </w:r>
+    </w:p>
+    <w:p>
+      <w:pPr>
+        <w:rPr>
+          <w:rFonts w:hint="eastAsia"/>
+          <w:lang w:val="en-US" w:eastAsia="zh-CN"/>
+        </w:rPr>
+      </w:pPr>
+      <w:r>
+        <w:rPr>
+          <w:rFonts w:hint="eastAsia"/>
+          <w:lang w:val="en-US" w:eastAsia="zh-CN"/>
+        </w:rPr>
+        <w:t>显示坐标，朝向</w:t>
+      </w:r>
+    </w:p>
+    <w:p>
+      <w:pPr>
+        <w:rPr>
+          <w:rFonts w:hint="eastAsia"/>
+          <w:lang w:val="en-US" w:eastAsia="zh-CN"/>
+        </w:rPr>
+      </w:pPr>
+      <w:r>
+        <w:rPr>
+          <w:rFonts w:hint="eastAsia"/>
+          <w:lang w:val="en-US" w:eastAsia="zh-CN"/>
+        </w:rPr>
+        <w:t>鼠标灵敏度</w:t>
+      </w:r>
+    </w:p>
+    <w:p>
+      <w:pPr>
+        <w:rPr>
+          <w:rFonts w:hint="eastAsia"/>
+          <w:lang w:val="en-US" w:eastAsia="zh-CN"/>
+        </w:rPr>
+      </w:pPr>
+    </w:p>
+    <w:p>
+      <w:pPr>
+        <w:rPr>
+          <w:rFonts w:hint="eastAsia"/>
+          <w:lang w:val="en-US" w:eastAsia="zh-CN"/>
+        </w:rPr>
+      </w:pPr>
+    </w:p>
+    <w:p>
+      <w:pPr>
+        <w:pStyle w:val="2"/>
+        <w:bidi w:val="0"/>
+        <w:jc w:val="center"/>
+        <w:rPr>
+          <w:rFonts w:hint="eastAsia"/>
+          <w:lang w:val="en-US" w:eastAsia="zh-CN"/>
+        </w:rPr>
+      </w:pPr>
+      <w:r>
+        <w:rPr>
+          <w:rFonts w:hint="eastAsia"/>
+          <w:lang w:val="en-US" w:eastAsia="zh-CN"/>
+        </w:rPr>
+        <w:t>全屏透明</w:t>
+      </w:r>
+    </w:p>
+    <w:p>
+      <w:pPr>
+        <w:rPr>
+          <w:rFonts w:ascii="宋体" w:hAnsi="宋体" w:eastAsia="宋体" w:cs="宋体"/>
+          <w:sz w:val="24"/>
+          <w:szCs w:val="24"/>
+        </w:rPr>
+      </w:pPr>
+      <w:r>
+        <w:rPr>
+          <w:rFonts w:ascii="宋体" w:hAnsi="宋体" w:eastAsia="宋体" w:cs="宋体"/>
+          <w:sz w:val="24"/>
+          <w:szCs w:val="24"/>
+        </w:rPr>
+        <w:fldChar w:fldCharType="begin"/>
+      </w:r>
+      <w:r>
+        <w:rPr>
+          <w:rFonts w:ascii="宋体" w:hAnsi="宋体" w:eastAsia="宋体" w:cs="宋体"/>
+          <w:sz w:val="24"/>
+          <w:szCs w:val="24"/>
+        </w:rPr>
+        <w:instrText xml:space="preserve"> HYPERLINK "https://www.bytezonex.com/archives/Ma9ds35t.html" </w:instrText>
+      </w:r>
+      <w:r>
+        <w:rPr>
+          <w:rFonts w:ascii="宋体" w:hAnsi="宋体" w:eastAsia="宋体" w:cs="宋体"/>
+          <w:sz w:val="24"/>
+          <w:szCs w:val="24"/>
+        </w:rPr>
+        <w:fldChar w:fldCharType="separate"/>
+      </w:r>
+      <w:r>
+        <w:rPr>
+          <w:rStyle w:val="13"/>
+          <w:rFonts w:ascii="宋体" w:hAnsi="宋体" w:eastAsia="宋体" w:cs="宋体"/>
+          <w:sz w:val="24"/>
+          <w:szCs w:val="24"/>
+        </w:rPr>
+        <w:t>如何在 Java Swing 中创建透明、无边框、全屏的 JFrame 叠加层？ - ByteZoneX社区</w:t>
+      </w:r>
+      <w:r>
+        <w:rPr>
+          <w:rFonts w:ascii="宋体" w:hAnsi="宋体" w:eastAsia="宋体" w:cs="宋体"/>
+          <w:sz w:val="24"/>
+          <w:szCs w:val="24"/>
+        </w:rPr>
+        <w:fldChar w:fldCharType="end"/>
+      </w:r>
+    </w:p>
+    <w:p>
+      <w:pPr>
+        <w:rPr>
+          <w:rFonts w:ascii="宋体" w:hAnsi="宋体" w:eastAsia="宋体" w:cs="宋体"/>
+          <w:sz w:val="24"/>
+          <w:szCs w:val="24"/>
+        </w:rPr>
+      </w:pPr>
+    </w:p>
+    <w:p>
+      <w:pPr>
+        <w:pStyle w:val="2"/>
+        <w:bidi w:val="0"/>
+        <w:jc w:val="center"/>
+        <w:rPr>
+          <w:rFonts w:hint="eastAsia"/>
+          <w:lang w:val="en-US" w:eastAsia="zh-CN"/>
+        </w:rPr>
+      </w:pPr>
+      <w:r>
+        <w:rPr>
+          <w:rFonts w:hint="eastAsia"/>
+          <w:lang w:val="en-US" w:eastAsia="zh-CN"/>
+        </w:rPr>
+        <w:t>杂项</w:t>
+      </w:r>
+    </w:p>
+    <w:p>
+      <w:pPr>
+        <w:rPr>
+          <w:rFonts w:ascii="宋体" w:hAnsi="宋体" w:eastAsia="宋体" w:cs="宋体"/>
+          <w:sz w:val="24"/>
+          <w:szCs w:val="24"/>
+        </w:rPr>
+      </w:pPr>
+    </w:p>
+    <w:p>
+      <w:pPr>
+        <w:pStyle w:val="3"/>
+        <w:bidi w:val="0"/>
+        <w:rPr>
+          <w:rFonts w:hint="eastAsia"/>
+          <w:lang w:val="en-US" w:eastAsia="zh-CN"/>
+        </w:rPr>
+      </w:pPr>
+      <w:r>
+        <w:rPr>
+          <w:rFonts w:hint="eastAsia"/>
+          <w:lang w:val="en-US" w:eastAsia="zh-CN"/>
+        </w:rPr>
+        <w:t>计算三维空间投影到二维相机上时平面每个点的深度</w:t>
+      </w:r>
+    </w:p>
+    <w:p>
+      <w:pPr>
+        <w:numPr>
+          <w:ilvl w:val="0"/>
+          <w:numId w:val="1"/>
+        </w:numPr>
+        <w:rPr>
+          <w:rFonts w:hint="default" w:ascii="宋体" w:hAnsi="宋体" w:eastAsia="宋体" w:cs="宋体"/>
+          <w:sz w:val="24"/>
+          <w:szCs w:val="24"/>
+          <w:lang w:val="en-US" w:eastAsia="zh-CN"/>
+        </w:rPr>
+      </w:pPr>
+      <w:r>
+        <w:rPr>
+          <w:rFonts w:hint="default" w:ascii="宋体" w:hAnsi="宋体" w:eastAsia="宋体" w:cs="宋体"/>
+          <w:sz w:val="24"/>
+          <w:szCs w:val="24"/>
+          <w:lang w:val="en-US" w:eastAsia="zh-CN"/>
+        </w:rPr>
+        <w:t>对每一个面的点进行遍历，形成许多三角形，012-&gt;023-&gt;034-&gt;...... 0 k-1 k (1&lt;=k&lt;=n-1)，之后对三角形的每个点进行深度判定</w:t>
+      </w:r>
+    </w:p>
+    <w:p>
+      <w:pPr>
+        <w:numPr>
+          <w:ilvl w:val="0"/>
+          <w:numId w:val="1"/>
+        </w:numPr>
+        <w:rPr>
+          <w:rFonts w:hint="default" w:ascii="宋体" w:hAnsi="宋体" w:eastAsia="宋体" w:cs="宋体"/>
+          <w:sz w:val="24"/>
+          <w:szCs w:val="24"/>
+          <w:lang w:val="en-US" w:eastAsia="zh-CN"/>
+        </w:rPr>
+      </w:pPr>
+      <w:r>
+        <w:rPr>
+          <w:rFonts w:hint="eastAsia" w:ascii="宋体" w:hAnsi="宋体" w:eastAsia="宋体" w:cs="宋体"/>
+          <w:sz w:val="24"/>
+          <w:szCs w:val="24"/>
+          <w:lang w:val="en-US" w:eastAsia="zh-CN"/>
+        </w:rPr>
+        <w:t xml:space="preserve">直接计算平面方程，对平面进行计算，对其遍历，判断是否是里面的点，并计算深度 </w:t>
+      </w:r>
+      <w:r>
+        <w:rPr>
+          <w:rFonts w:ascii="宋体" w:hAnsi="宋体" w:eastAsia="宋体" w:cs="宋体"/>
+          <w:sz w:val="24"/>
+          <w:szCs w:val="24"/>
+        </w:rPr>
+        <w:fldChar w:fldCharType="begin"/>
+      </w:r>
+      <w:r>
+        <w:rPr>
+          <w:rFonts w:ascii="宋体" w:hAnsi="宋体" w:eastAsia="宋体" w:cs="宋体"/>
+          <w:sz w:val="24"/>
+          <w:szCs w:val="24"/>
+        </w:rPr>
+        <w:instrText xml:space="preserve"> HYPERLINK "https://www.cnblogs.com/muyefeiwu/p/11260366.html" </w:instrText>
+      </w:r>
+      <w:r>
+        <w:rPr>
+          <w:rFonts w:ascii="宋体" w:hAnsi="宋体" w:eastAsia="宋体" w:cs="宋体"/>
+          <w:sz w:val="24"/>
+          <w:szCs w:val="24"/>
+        </w:rPr>
+        <w:fldChar w:fldCharType="separate"/>
+      </w:r>
+      <w:r>
+        <w:rPr>
+          <w:rStyle w:val="13"/>
+          <w:rFonts w:ascii="宋体" w:hAnsi="宋体" w:eastAsia="宋体" w:cs="宋体"/>
+          <w:sz w:val="24"/>
+          <w:szCs w:val="24"/>
+        </w:rPr>
+        <w:t>判断点在多边形内 射线法详解 - Bekbek - 博客园</w:t>
+      </w:r>
+      <w:r>
+        <w:rPr>
+          <w:rFonts w:ascii="宋体" w:hAnsi="宋体" w:eastAsia="宋体" w:cs="宋体"/>
+          <w:sz w:val="24"/>
+          <w:szCs w:val="24"/>
+        </w:rPr>
+        <w:fldChar w:fldCharType="end"/>
+      </w:r>
+    </w:p>
+    <w:p>
+      <w:pPr>
+        <w:widowControl w:val="0"/>
+        <w:numPr>
+          <w:ilvl w:val="0"/>
+          <w:numId w:val="0"/>
+        </w:numPr>
+        <w:jc w:val="both"/>
+        <w:rPr>
+          <w:rFonts w:ascii="宋体" w:hAnsi="宋体" w:eastAsia="宋体" w:cs="宋体"/>
+          <w:sz w:val="24"/>
+          <w:szCs w:val="24"/>
+        </w:rPr>
+      </w:pPr>
+    </w:p>
+    <w:p>
+      <w:pPr>
+        <w:widowControl w:val="0"/>
+        <w:numPr>
+          <w:ilvl w:val="0"/>
+          <w:numId w:val="0"/>
+        </w:numPr>
+        <w:jc w:val="both"/>
+        <w:rPr>
+          <w:rFonts w:hint="eastAsia" w:ascii="宋体" w:hAnsi="宋体" w:eastAsia="宋体" w:cs="宋体"/>
+          <w:sz w:val="24"/>
+          <w:szCs w:val="24"/>
+          <w:lang w:val="en-US" w:eastAsia="zh-CN"/>
+        </w:rPr>
+      </w:pPr>
+      <w:r>
+        <w:rPr>
+          <w:rFonts w:hint="eastAsia" w:ascii="宋体" w:hAnsi="宋体" w:eastAsia="宋体" w:cs="宋体"/>
+          <w:sz w:val="24"/>
+          <w:szCs w:val="24"/>
+          <w:lang w:val="en-US" w:eastAsia="zh-CN"/>
+        </w:rPr>
+        <w:t>（纹理材质什么的，到时候再说 边界处理也先咕咕）</w:t>
+      </w:r>
+    </w:p>
+    <w:p>
+      <w:pPr>
+        <w:widowControl w:val="0"/>
+        <w:numPr>
+          <w:ilvl w:val="0"/>
+          <w:numId w:val="0"/>
+        </w:numPr>
+        <w:jc w:val="both"/>
+        <w:rPr>
+          <w:rFonts w:hint="eastAsia" w:ascii="宋体" w:hAnsi="宋体" w:eastAsia="宋体" w:cs="宋体"/>
+          <w:sz w:val="24"/>
+          <w:szCs w:val="24"/>
+          <w:lang w:val="en-US" w:eastAsia="zh-CN"/>
+        </w:rPr>
+      </w:pPr>
+    </w:p>
+    <w:p>
+      <w:pPr>
+        <w:widowControl w:val="0"/>
+        <w:numPr>
+          <w:ilvl w:val="0"/>
+          <w:numId w:val="0"/>
+        </w:numPr>
+        <w:jc w:val="both"/>
+        <w:rPr>
+          <w:rFonts w:hint="default" w:eastAsiaTheme="minorEastAsia"/>
+          <w:lang w:val="en-US" w:eastAsia="zh-CN"/>
+        </w:rPr>
+      </w:pPr>
+      <w:r>
+        <w:rPr>
+          <w:rFonts w:hint="eastAsia"/>
+          <w:lang w:val="en-US" w:eastAsia="zh-CN"/>
+        </w:rPr>
+        <w:t>计算一堆点的平面方程</w:t>
+      </w:r>
+    </w:p>
+    <w:p>
+      <w:pPr>
+        <w:widowControl w:val="0"/>
+        <w:numPr>
+          <w:ilvl w:val="0"/>
+          <w:numId w:val="0"/>
+        </w:numPr>
+        <w:jc w:val="both"/>
+      </w:pPr>
+      <w:r>
+        <w:drawing>
+          <wp:inline distT="0" distB="0" distL="114300" distR="114300">
+            <wp:extent cx="5270500" cy="8697595"/>
+            <wp:effectExtent l="0" t="0" r="2540" b="4445"/>
+            <wp:docPr id="2" name="图片 2"/>
+            <wp:cNvGraphicFramePr>
+              <a:graphicFrameLocks xmlns:a="http://schemas.openxmlformats.org/drawingml/2006/main" noChangeAspect="1"/>
+            </wp:cNvGraphicFramePr>
+            <a:graphic xmlns:a="http://schemas.openxmlformats.org/drawingml/2006/main">
+              <a:graphicData uri="http://schemas.openxmlformats.org/drawingml/2006/picture">
+                <pic:pic xmlns:pic="http://schemas.openxmlformats.org/drawingml/2006/picture">
+                  <pic:nvPicPr>
+                    <pic:cNvPr id="2" name="图片 2"/>
+                    <pic:cNvPicPr>
+                      <a:picLocks noChangeAspect="1"/>
+                    </pic:cNvPicPr>
+                  </pic:nvPicPr>
+                  <pic:blipFill>
+                    <a:blip r:embed="rId4"/>
+                    <a:stretch>
+                      <a:fillRect/>
+                    </a:stretch>
+                  </pic:blipFill>
+                  <pic:spPr>
+                    <a:xfrm>
+                      <a:off x="0" y="0"/>
+                      <a:ext cx="5270500" cy="8697595"/>
+                    </a:xfrm>
+                    <a:prstGeom prst="rect">
+                      <a:avLst/>
+                    </a:prstGeom>
+                    <a:noFill/>
+                    <a:ln>
+                      <a:noFill/>
+                    </a:ln>
+                  </pic:spPr>
+                </pic:pic>
+              </a:graphicData>
+            </a:graphic>
+          </wp:inline>
+        </w:drawing>
+      </w:r>
+    </w:p>
+    <w:p>
+      <w:pPr>
+        <w:widowControl w:val="0"/>
+        <w:numPr>
+          <w:ilvl w:val="0"/>
+          <w:numId w:val="0"/>
+        </w:numPr>
+        <w:jc w:val="both"/>
+        <w:rPr>
+          <w:rFonts w:hint="default" w:eastAsiaTheme="minorEastAsia"/>
+          <w:lang w:val="en-US" w:eastAsia="zh-CN"/>
+        </w:rPr>
+      </w:pPr>
+      <w:r>
+        <w:rPr>
+          <w:rFonts w:hint="eastAsia"/>
+          <w:lang w:val="en-US" w:eastAsia="zh-CN"/>
+        </w:rPr>
+        <w:t>但是，这边还是采用了计算三个点得到面的方法，因为本来读取到的面就应该是三个点就能确定的面（共线情况先不考虑）</w:t>
+      </w:r>
+    </w:p>
+    <w:p>
+      <w:r>
+        <w:drawing>
+          <wp:inline distT="0" distB="0" distL="114300" distR="114300">
+            <wp:extent cx="5270500" cy="7021195"/>
+            <wp:effectExtent l="0" t="0" r="2540" b="4445"/>
+            <wp:docPr id="3" name="图片 3"/>
+            <wp:cNvGraphicFramePr>
+              <a:graphicFrameLocks xmlns:a="http://schemas.openxmlformats.org/drawingml/2006/main" noChangeAspect="1"/>
+            </wp:cNvGraphicFramePr>
+            <a:graphic xmlns:a="http://schemas.openxmlformats.org/drawingml/2006/main">
+              <a:graphicData uri="http://schemas.openxmlformats.org/drawingml/2006/picture">
+                <pic:pic xmlns:pic="http://schemas.openxmlformats.org/drawingml/2006/picture">
+                  <pic:nvPicPr>
+                    <pic:cNvPr id="3" name="图片 3"/>
+                    <pic:cNvPicPr>
+                      <a:picLocks noChangeAspect="1"/>
+                    </pic:cNvPicPr>
+                  </pic:nvPicPr>
+                  <pic:blipFill>
+                    <a:blip r:embed="rId5"/>
+                    <a:stretch>
+                      <a:fillRect/>
+                    </a:stretch>
+                  </pic:blipFill>
+                  <pic:spPr>
+                    <a:xfrm>
+                      <a:off x="0" y="0"/>
+                      <a:ext cx="5270500" cy="7021195"/>
+                    </a:xfrm>
+                    <a:prstGeom prst="rect">
+                      <a:avLst/>
+                    </a:prstGeom>
+                    <a:noFill/>
+                    <a:ln>
+                      <a:noFill/>
+                    </a:ln>
+                  </pic:spPr>
+                </pic:pic>
+              </a:graphicData>
+            </a:graphic>
+          </wp:inline>
+        </w:drawing>
+      </w:r>
+    </w:p>
+    <w:p/>
+    <w:p>
+      <w:pPr>
+        <w:pStyle w:val="3"/>
+        <w:bidi w:val="0"/>
+        <w:rPr>
+          <w:rFonts w:hint="eastAsia"/>
+          <w:lang w:val="en-US" w:eastAsia="zh-CN"/>
+        </w:rPr>
+      </w:pPr>
+      <w:r>
+        <w:rPr>
+          <w:rFonts w:hint="eastAsia"/>
+          <w:lang w:val="en-US" w:eastAsia="zh-CN"/>
+        </w:rPr>
+        <w:t>着色方法</w:t>
+      </w:r>
+    </w:p>
+    <w:p>
+      <w:r>
+        <w:drawing>
+          <wp:inline distT="0" distB="0" distL="114300" distR="114300">
+            <wp:extent cx="5268595" cy="1276985"/>
+            <wp:effectExtent l="0" t="0" r="4445" b="3175"/>
+            <wp:docPr id="4" name="图片 4"/>
+            <wp:cNvGraphicFramePr>
+              <a:graphicFrameLocks xmlns:a="http://schemas.openxmlformats.org/drawingml/2006/main" noChangeAspect="1"/>
+            </wp:cNvGraphicFramePr>
+            <a:graphic xmlns:a="http://schemas.openxmlformats.org/drawingml/2006/main">
+              <a:graphicData uri="http://schemas.openxmlformats.org/drawingml/2006/picture">
+                <pic:pic xmlns:pic="http://schemas.openxmlformats.org/drawingml/2006/picture">
+                  <pic:nvPicPr>
+                    <pic:cNvPr id="4" name="图片 4"/>
+                    <pic:cNvPicPr>
+                      <a:picLocks noChangeAspect="1"/>
+                    </pic:cNvPicPr>
+                  </pic:nvPicPr>
+                  <pic:blipFill>
+                    <a:blip r:embed="rId6"/>
+                    <a:stretch>
+                      <a:fillRect/>
+                    </a:stretch>
+                  </pic:blipFill>
+                  <pic:spPr>
+                    <a:xfrm>
+                      <a:off x="0" y="0"/>
+                      <a:ext cx="5268595" cy="1276985"/>
+                    </a:xfrm>
+                    <a:prstGeom prst="rect">
+                      <a:avLst/>
+                    </a:prstGeom>
+                    <a:noFill/>
+                    <a:ln>
+                      <a:noFill/>
+                    </a:ln>
+                  </pic:spPr>
+                </pic:pic>
+              </a:graphicData>
+            </a:graphic>
+          </wp:inline>
+        </w:drawing>
+      </w:r>
+    </w:p>
+    <w:p/>
+    <w:p>
+      <w:pPr>
+        <w:pStyle w:val="2"/>
+        <w:bidi w:val="0"/>
+        <w:jc w:val="center"/>
+        <w:rPr>
+          <w:rFonts w:hint="eastAsia"/>
+          <w:lang w:val="en-US" w:eastAsia="zh-CN"/>
+        </w:rPr>
+      </w:pPr>
+      <w:r>
+        <w:rPr>
+          <w:rFonts w:hint="eastAsia"/>
+          <w:lang w:val="en-US" w:eastAsia="zh-CN"/>
+        </w:rPr>
+        <w:t>并发操作</w:t>
+      </w:r>
+    </w:p>
+    <w:p>
+      <w:pPr>
+        <w:rPr>
+          <w:rFonts w:hint="eastAsia"/>
+          <w:lang w:val="en-US" w:eastAsia="zh-CN"/>
+        </w:rPr>
+      </w:pPr>
+      <w:r>
+        <w:rPr>
+          <w:rFonts w:hint="eastAsia"/>
+          <w:lang w:val="en-US" w:eastAsia="zh-CN"/>
+        </w:rPr>
+        <w:t>因为处理渲染太耗时间了，所以采用了并发操作，单独对每一个线或者面进行渲染</w:t>
+      </w:r>
+    </w:p>
+    <w:p>
+      <w:pPr>
+        <w:pStyle w:val="2"/>
+        <w:bidi w:val="0"/>
+        <w:jc w:val="center"/>
+        <w:rPr>
+          <w:rFonts w:hint="eastAsia"/>
+          <w:lang w:val="en-US" w:eastAsia="zh-CN"/>
+        </w:rPr>
+      </w:pPr>
+      <w:r>
+        <w:rPr>
+          <w:rFonts w:hint="eastAsia"/>
+          <w:lang w:val="en-US" w:eastAsia="zh-CN"/>
+        </w:rPr>
+        <w:t>性能优化</w:t>
+      </w:r>
+    </w:p>
+    <w:p>
+      <w:pPr>
+        <w:rPr>
+          <w:rFonts w:hint="default"/>
+          <w:lang w:val="en-US" w:eastAsia="zh-CN"/>
+        </w:rPr>
+      </w:pPr>
+      <w:r>
+        <w:rPr>
+          <w:rFonts w:hint="eastAsia"/>
+          <w:lang w:val="en-US" w:eastAsia="zh-CN"/>
+        </w:rPr>
+        <w:t>每一帧创建图片和清除图片，多次测试下来发现还是重绘性能要高一点，新建图片的性能是稳步上升的，不管是清空图片还是重新绘制某种颜色，都是更迅速性能更高的</w:t>
       </w:r>
       <w:bookmarkStart w:id="0" w:name="_GoBack"/>
       <w:bookmarkEnd w:id="0"/>
-      <w:r>
-        <w:rPr>
-          <w:rFonts w:hint="eastAsia"/>
-          <w:lang w:val="en-US" w:eastAsia="zh-CN"/>
-        </w:rPr>
-        <w:t>坐标系</w:t>
-      </w:r>
-    </w:p>
-    <w:p>
-      <w:pPr>
-        <w:rPr>
-          <w:rFonts w:hint="eastAsia"/>
-          <w:lang w:val="en-US" w:eastAsia="zh-CN"/>
-        </w:rPr>
-      </w:pPr>
-      <w:r>
-        <w:rPr>
-          <w:rFonts w:hint="eastAsia"/>
-          <w:lang w:val="en-US" w:eastAsia="zh-CN"/>
-        </w:rPr>
-        <w:t>显示坐标，朝向</w:t>
-      </w:r>
-    </w:p>
-    <w:p>
-      <w:pPr>
-        <w:rPr>
-          <w:rFonts w:hint="default"/>
-          <w:lang w:val="en-US" w:eastAsia="zh-CN"/>
-        </w:rPr>
-      </w:pPr>
-      <w:r>
-        <w:rPr>
-          <w:rFonts w:hint="eastAsia"/>
-          <w:lang w:val="en-US" w:eastAsia="zh-CN"/>
-        </w:rPr>
-        <w:t>鼠标灵敏度</w:t>
+    </w:p>
+    <w:p>
+      <w:pPr>
+        <w:rPr>
+          <w:rFonts w:hint="eastAsia"/>
+          <w:lang w:val="en-US" w:eastAsia="zh-CN"/>
+        </w:rPr>
+      </w:pPr>
+      <w:r>
+        <w:rPr>
+          <w:rFonts w:hint="eastAsia"/>
+          <w:lang w:val="en-US" w:eastAsia="zh-CN"/>
+        </w:rPr>
+        <w:drawing>
+          <wp:inline distT="0" distB="0" distL="114300" distR="114300">
+            <wp:extent cx="2402840" cy="1802765"/>
+            <wp:effectExtent l="0" t="0" r="5080" b="10795"/>
+            <wp:docPr id="8" name="图片 8" descr="performance_chart"/>
+            <wp:cNvGraphicFramePr>
+              <a:graphicFrameLocks xmlns:a="http://schemas.openxmlformats.org/drawingml/2006/main" noChangeAspect="1"/>
+            </wp:cNvGraphicFramePr>
+            <a:graphic xmlns:a="http://schemas.openxmlformats.org/drawingml/2006/main">
+              <a:graphicData uri="http://schemas.openxmlformats.org/drawingml/2006/picture">
+                <pic:pic xmlns:pic="http://schemas.openxmlformats.org/drawingml/2006/picture">
+                  <pic:nvPicPr>
+                    <pic:cNvPr id="8" name="图片 8" descr="performance_chart"/>
+                    <pic:cNvPicPr>
+                      <a:picLocks noChangeAspect="1"/>
+                    </pic:cNvPicPr>
+                  </pic:nvPicPr>
+                  <pic:blipFill>
+                    <a:blip r:embed="rId7"/>
+                    <a:stretch>
+                      <a:fillRect/>
+                    </a:stretch>
+                  </pic:blipFill>
+                  <pic:spPr>
+                    <a:xfrm>
+                      <a:off x="0" y="0"/>
+                      <a:ext cx="2402840" cy="1802765"/>
+                    </a:xfrm>
+                    <a:prstGeom prst="rect">
+                      <a:avLst/>
+                    </a:prstGeom>
+                  </pic:spPr>
+                </pic:pic>
+              </a:graphicData>
+            </a:graphic>
+          </wp:inline>
+        </w:drawing>
+      </w:r>
+      <w:r>
+        <w:rPr>
+          <w:rFonts w:hint="eastAsia"/>
+          <w:lang w:val="en-US" w:eastAsia="zh-CN"/>
+        </w:rPr>
+        <w:drawing>
+          <wp:inline distT="0" distB="0" distL="114300" distR="114300">
+            <wp:extent cx="2378710" cy="1784350"/>
+            <wp:effectExtent l="0" t="0" r="13970" b="13970"/>
+            <wp:docPr id="7" name="图片 7" descr="performance_chart"/>
+            <wp:cNvGraphicFramePr>
+              <a:graphicFrameLocks xmlns:a="http://schemas.openxmlformats.org/drawingml/2006/main" noChangeAspect="1"/>
+            </wp:cNvGraphicFramePr>
+            <a:graphic xmlns:a="http://schemas.openxmlformats.org/drawingml/2006/main">
+              <a:graphicData uri="http://schemas.openxmlformats.org/drawingml/2006/picture">
+                <pic:pic xmlns:pic="http://schemas.openxmlformats.org/drawingml/2006/picture">
+                  <pic:nvPicPr>
+                    <pic:cNvPr id="7" name="图片 7" descr="performance_chart"/>
+                    <pic:cNvPicPr>
+                      <a:picLocks noChangeAspect="1"/>
+                    </pic:cNvPicPr>
+                  </pic:nvPicPr>
+                  <pic:blipFill>
+                    <a:blip r:embed="rId8"/>
+                    <a:stretch>
+                      <a:fillRect/>
+                    </a:stretch>
+                  </pic:blipFill>
+                  <pic:spPr>
+                    <a:xfrm>
+                      <a:off x="0" y="0"/>
+                      <a:ext cx="2378710" cy="1784350"/>
+                    </a:xfrm>
+                    <a:prstGeom prst="rect">
+                      <a:avLst/>
+                    </a:prstGeom>
+                  </pic:spPr>
+                </pic:pic>
+              </a:graphicData>
+            </a:graphic>
+          </wp:inline>
+        </w:drawing>
+      </w:r>
+      <w:r>
+        <w:rPr>
+          <w:rFonts w:hint="eastAsia"/>
+          <w:lang w:val="en-US" w:eastAsia="zh-CN"/>
+        </w:rPr>
+        <w:drawing>
+          <wp:inline distT="0" distB="0" distL="114300" distR="114300">
+            <wp:extent cx="2391410" cy="1793875"/>
+            <wp:effectExtent l="0" t="0" r="1270" b="4445"/>
+            <wp:docPr id="1" name="图片 1" descr="performance_chart"/>
+            <wp:cNvGraphicFramePr>
+              <a:graphicFrameLocks xmlns:a="http://schemas.openxmlformats.org/drawingml/2006/main" noChangeAspect="1"/>
+            </wp:cNvGraphicFramePr>
+            <a:graphic xmlns:a="http://schemas.openxmlformats.org/drawingml/2006/main">
+              <a:graphicData uri="http://schemas.openxmlformats.org/drawingml/2006/picture">
+                <pic:pic xmlns:pic="http://schemas.openxmlformats.org/drawingml/2006/picture">
+                  <pic:nvPicPr>
+                    <pic:cNvPr id="1" name="图片 1" descr="performance_chart"/>
+                    <pic:cNvPicPr>
+                      <a:picLocks noChangeAspect="1"/>
+                    </pic:cNvPicPr>
+                  </pic:nvPicPr>
+                  <pic:blipFill>
+                    <a:blip r:embed="rId9"/>
+                    <a:stretch>
+                      <a:fillRect/>
+                    </a:stretch>
+                  </pic:blipFill>
+                  <pic:spPr>
+                    <a:xfrm>
+                      <a:off x="0" y="0"/>
+                      <a:ext cx="2391410" cy="1793875"/>
+                    </a:xfrm>
+                    <a:prstGeom prst="rect">
+                      <a:avLst/>
+                    </a:prstGeom>
+                  </pic:spPr>
+                </pic:pic>
+              </a:graphicData>
+            </a:graphic>
+          </wp:inline>
+        </w:drawing>
+      </w:r>
+    </w:p>
+    <w:p>
+      <w:pPr>
+        <w:rPr>
+          <w:rFonts w:hint="default"/>
+          <w:lang w:val="en-US" w:eastAsia="zh-CN"/>
+        </w:rPr>
+      </w:pPr>
+      <w:r>
+        <w:rPr>
+          <w:rFonts w:hint="eastAsia"/>
+          <w:lang w:val="en-US" w:eastAsia="zh-CN"/>
+        </w:rPr>
+        <w:t>这里清空图片和新建图片的变量已经控制到最小了，代码如下</w:t>
+      </w:r>
+    </w:p>
+    <w:p>
+      <w:r>
+        <w:drawing>
+          <wp:inline distT="0" distB="0" distL="114300" distR="114300">
+            <wp:extent cx="5270500" cy="1496695"/>
+            <wp:effectExtent l="0" t="0" r="2540" b="12065"/>
+            <wp:docPr id="5" name="图片 1"/>
+            <wp:cNvGraphicFramePr>
+              <a:graphicFrameLocks xmlns:a="http://schemas.openxmlformats.org/drawingml/2006/main" noChangeAspect="1"/>
+            </wp:cNvGraphicFramePr>
+            <a:graphic xmlns:a="http://schemas.openxmlformats.org/drawingml/2006/main">
+              <a:graphicData uri="http://schemas.openxmlformats.org/drawingml/2006/picture">
+                <pic:pic xmlns:pic="http://schemas.openxmlformats.org/drawingml/2006/picture">
+                  <pic:nvPicPr>
+                    <pic:cNvPr id="5" name="图片 1"/>
+                    <pic:cNvPicPr>
+                      <a:picLocks noChangeAspect="1"/>
+                    </pic:cNvPicPr>
+                  </pic:nvPicPr>
+                  <pic:blipFill>
+                    <a:blip r:embed="rId10"/>
+                    <a:stretch>
+                      <a:fillRect/>
+                    </a:stretch>
+                  </pic:blipFill>
+                  <pic:spPr>
+                    <a:xfrm>
+                      <a:off x="0" y="0"/>
+                      <a:ext cx="5270500" cy="1496695"/>
+                    </a:xfrm>
+                    <a:prstGeom prst="rect">
+                      <a:avLst/>
+                    </a:prstGeom>
+                    <a:noFill/>
+                    <a:ln>
+                      <a:noFill/>
+                    </a:ln>
+                  </pic:spPr>
+                </pic:pic>
+              </a:graphicData>
+            </a:graphic>
+          </wp:inline>
+        </w:drawing>
+      </w:r>
+    </w:p>
+    <w:p>
+      <w:pPr>
+        <w:rPr>
+          <w:rFonts w:hint="default" w:eastAsiaTheme="minorEastAsia"/>
+          <w:lang w:val="en-US" w:eastAsia="zh-CN"/>
+        </w:rPr>
+      </w:pPr>
+      <w:r>
+        <w:drawing>
+          <wp:inline distT="0" distB="0" distL="114300" distR="114300">
+            <wp:extent cx="5274310" cy="1514475"/>
+            <wp:effectExtent l="0" t="0" r="13970" b="9525"/>
+            <wp:docPr id="6" name="图片 2"/>
+            <wp:cNvGraphicFramePr>
+              <a:graphicFrameLocks xmlns:a="http://schemas.openxmlformats.org/drawingml/2006/main" noChangeAspect="1"/>
+            </wp:cNvGraphicFramePr>
+            <a:graphic xmlns:a="http://schemas.openxmlformats.org/drawingml/2006/main">
+              <a:graphicData uri="http://schemas.openxmlformats.org/drawingml/2006/picture">
+                <pic:pic xmlns:pic="http://schemas.openxmlformats.org/drawingml/2006/picture">
+                  <pic:nvPicPr>
+                    <pic:cNvPr id="6" name="图片 2"/>
+                    <pic:cNvPicPr>
+                      <a:picLocks noChangeAspect="1"/>
+                    </pic:cNvPicPr>
+                  </pic:nvPicPr>
+                  <pic:blipFill>
+                    <a:blip r:embed="rId11"/>
+                    <a:stretch>
+                      <a:fillRect/>
+                    </a:stretch>
+                  </pic:blipFill>
+                  <pic:spPr>
+                    <a:xfrm>
+                      <a:off x="0" y="0"/>
+                      <a:ext cx="5274310" cy="1514475"/>
+                    </a:xfrm>
+                    <a:prstGeom prst="rect">
+                      <a:avLst/>
+                    </a:prstGeom>
+                    <a:noFill/>
+                    <a:ln>
+                      <a:noFill/>
+                    </a:ln>
+                  </pic:spPr>
+                </pic:pic>
+              </a:graphicData>
+            </a:graphic>
+          </wp:inline>
+        </w:drawing>
       </w:r>
     </w:p>
     <w:sectPr>
@@ -4633,6 +5424,30 @@
     </w:sectPr>
   </w:body>
 </w:document>
+</file>
+
+<file path=word/numbering.xml><?xml version="1.0" encoding="utf-8"?>
+<w:numbering xmlns:wpc="http://schemas.microsoft.com/office/word/2010/wordprocessingCanvas" xmlns:mc="http://schemas.openxmlformats.org/markup-compatibility/2006" xmlns:o="urn:schemas-microsoft-com:office:office" xmlns:r="http://schemas.openxmlformats.org/officeDocument/2006/relationships" xmlns:m="http://schemas.openxmlformats.org/officeDocument/2006/math" xmlns:v="urn:schemas-microsoft-com:vml" xmlns:wp14="http://schemas.microsoft.com/office/word/2010/wordprocessingDrawing" xmlns:wp="http://schemas.openxmlformats.org/drawingml/2006/wordprocessingDrawing" xmlns:w10="urn:schemas-microsoft-com:office:word" xmlns:w="http://schemas.openxmlformats.org/wordprocessingml/2006/main" xmlns:w14="http://schemas.microsoft.com/office/word/2010/wordml" xmlns:wpg="http://schemas.microsoft.com/office/word/2010/wordprocessingGroup" xmlns:wpi="http://schemas.microsoft.com/office/word/2010/wordprocessingInk" xmlns:wne="http://schemas.microsoft.com/office/word/2006/wordml" xmlns:wps="http://schemas.microsoft.com/office/word/2010/wordprocessingShape" xmlns:wpsCustomData="http://www.wps.cn/officeDocument/2013/wpsCustomData" mc:Ignorable="w14 wp14">
+  <w:abstractNum w:abstractNumId="0">
+    <w:nsid w:val="9B0681D7"/>
+    <w:multiLevelType w:val="singleLevel"/>
+    <w:tmpl w:val="9B0681D7"/>
+    <w:lvl w:ilvl="0" w:tentative="0">
+      <w:start w:val="1"/>
+      <w:numFmt w:val="decimal"/>
+      <w:lvlText w:val="%1."/>
+      <w:lvlJc w:val="left"/>
+      <w:pPr>
+        <w:tabs>
+          <w:tab w:val="left" w:pos="312"/>
+        </w:tabs>
+      </w:pPr>
+    </w:lvl>
+  </w:abstractNum>
+  <w:num w:numId="1">
+    <w:abstractNumId w:val="0"/>
+  </w:num>
+</w:numbering>
 </file>
 
 <file path=word/styles.xml><?xml version="1.0" encoding="utf-8"?>

--- a/Description of requirements.docx
+++ b/Description of requirements.docx
@@ -5092,7 +5092,117 @@
         </w:drawing>
       </w:r>
     </w:p>
-    <w:p/>
+    <w:p>
+      <w:pPr>
+        <w:rPr>
+          <w:rFonts w:hint="eastAsia"/>
+          <w:lang w:val="en-US" w:eastAsia="zh-CN"/>
+        </w:rPr>
+      </w:pPr>
+      <w:r>
+        <w:rPr>
+          <w:rFonts w:hint="eastAsia"/>
+          <w:lang w:val="en-US" w:eastAsia="zh-CN"/>
+        </w:rPr>
+        <w:t>单色就是单色</w:t>
+      </w:r>
+    </w:p>
+    <w:p>
+      <w:pPr>
+        <w:rPr>
+          <w:rFonts w:hint="eastAsia"/>
+          <w:lang w:val="en-US" w:eastAsia="zh-CN"/>
+        </w:rPr>
+      </w:pPr>
+      <w:r>
+        <w:rPr>
+          <w:rFonts w:hint="eastAsia"/>
+          <w:lang w:val="en-US" w:eastAsia="zh-CN"/>
+        </w:rPr>
+        <w:t>渐变有一个方向</w:t>
+      </w:r>
+    </w:p>
+    <w:p>
+      <w:pPr>
+        <w:rPr>
+          <w:rFonts w:hint="default"/>
+          <w:lang w:val="en-US" w:eastAsia="zh-CN"/>
+        </w:rPr>
+      </w:pPr>
+      <w:r>
+        <w:rPr>
+          <w:rFonts w:hint="eastAsia"/>
+          <w:lang w:val="en-US" w:eastAsia="zh-CN"/>
+        </w:rPr>
+        <w:t>图案填充：原理：根据面内前两个点即可计算出图片左上角的坐标和整个图片的长度，这样一来就能知道某点的颜色了</w:t>
+      </w:r>
+    </w:p>
+    <w:p>
+      <w:pPr>
+        <w:rPr>
+          <w:rFonts w:hint="eastAsia" w:eastAsiaTheme="minorEastAsia"/>
+          <w:lang w:eastAsia="zh-CN"/>
+        </w:rPr>
+      </w:pPr>
+      <w:r>
+        <w:rPr>
+          <w:rFonts w:hint="eastAsia" w:eastAsiaTheme="minorEastAsia"/>
+          <w:lang w:eastAsia="zh-CN"/>
+        </w:rPr>
+        <w:drawing>
+          <wp:inline distT="0" distB="0" distL="114300" distR="114300">
+            <wp:extent cx="2970530" cy="3272790"/>
+            <wp:effectExtent l="0" t="0" r="0" b="3175"/>
+            <wp:docPr id="11" name="图片 11" descr="main"/>
+            <wp:cNvGraphicFramePr>
+              <a:graphicFrameLocks xmlns:a="http://schemas.openxmlformats.org/drawingml/2006/main" noChangeAspect="1"/>
+            </wp:cNvGraphicFramePr>
+            <a:graphic xmlns:a="http://schemas.openxmlformats.org/drawingml/2006/main">
+              <a:graphicData uri="http://schemas.openxmlformats.org/drawingml/2006/picture">
+                <pic:pic xmlns:pic="http://schemas.openxmlformats.org/drawingml/2006/picture">
+                  <pic:nvPicPr>
+                    <pic:cNvPr id="11" name="图片 11" descr="main"/>
+                    <pic:cNvPicPr>
+                      <a:picLocks noChangeAspect="1"/>
+                    </pic:cNvPicPr>
+                  </pic:nvPicPr>
+                  <pic:blipFill>
+                    <a:blip r:embed="rId7"/>
+                    <a:stretch>
+                      <a:fillRect/>
+                    </a:stretch>
+                  </pic:blipFill>
+                  <pic:spPr>
+                    <a:xfrm>
+                      <a:off x="0" y="0"/>
+                      <a:ext cx="2970530" cy="3272790"/>
+                    </a:xfrm>
+                    <a:prstGeom prst="rect">
+                      <a:avLst/>
+                    </a:prstGeom>
+                  </pic:spPr>
+                </pic:pic>
+              </a:graphicData>
+            </a:graphic>
+          </wp:inline>
+        </w:drawing>
+      </w:r>
+    </w:p>
+    <w:p>
+      <w:pPr>
+        <w:rPr>
+          <w:rFonts w:hint="default" w:eastAsiaTheme="minorEastAsia"/>
+          <w:lang w:val="en-US" w:eastAsia="zh-CN"/>
+        </w:rPr>
+      </w:pPr>
+      <w:r>
+        <w:rPr>
+          <w:rFonts w:hint="eastAsia"/>
+          <w:lang w:val="en-US" w:eastAsia="zh-CN"/>
+        </w:rPr>
+        <w:t>具体实现：直接用三个点的三维坐标和二维坐标形成一个2*3的投影矩阵</w:t>
+      </w:r>
+    </w:p>
     <w:p>
       <w:pPr>
         <w:pStyle w:val="2"/>
@@ -5158,8 +5268,6 @@
         </w:rPr>
         <w:t>每一帧创建图片和清除图片，多次测试下来发现还是重绘性能要高一点，新建图片的性能是稳步上升的，不管是清空图片还是重新绘制某种颜色，都是更迅速性能更高的</w:t>
       </w:r>
-      <w:bookmarkStart w:id="0" w:name="_GoBack"/>
-      <w:bookmarkEnd w:id="0"/>
     </w:p>
     <w:p>
       <w:pPr>
@@ -5191,7 +5299,7 @@
                     </pic:cNvPicPr>
                   </pic:nvPicPr>
                   <pic:blipFill>
-                    <a:blip r:embed="rId7"/>
+                    <a:blip r:embed="rId8"/>
                     <a:stretch>
                       <a:fillRect/>
                     </a:stretch>
@@ -5234,7 +5342,7 @@
                     </pic:cNvPicPr>
                   </pic:nvPicPr>
                   <pic:blipFill>
-                    <a:blip r:embed="rId8"/>
+                    <a:blip r:embed="rId9"/>
                     <a:stretch>
                       <a:fillRect/>
                     </a:stretch>
@@ -5277,7 +5385,7 @@
                     </pic:cNvPicPr>
                   </pic:nvPicPr>
                   <pic:blipFill>
-                    <a:blip r:embed="rId9"/>
+                    <a:blip r:embed="rId10"/>
                     <a:stretch>
                       <a:fillRect/>
                     </a:stretch>
@@ -5333,7 +5441,7 @@
                     </pic:cNvPicPr>
                   </pic:nvPicPr>
                   <pic:blipFill>
-                    <a:blip r:embed="rId10"/>
+                    <a:blip r:embed="rId11"/>
                     <a:stretch>
                       <a:fillRect/>
                     </a:stretch>
@@ -5359,12 +5467,6 @@
       </w:r>
     </w:p>
     <w:p>
-      <w:pPr>
-        <w:rPr>
-          <w:rFonts w:hint="default" w:eastAsiaTheme="minorEastAsia"/>
-          <w:lang w:val="en-US" w:eastAsia="zh-CN"/>
-        </w:rPr>
-      </w:pPr>
       <w:r>
         <w:drawing>
           <wp:inline distT="0" distB="0" distL="114300" distR="114300">
@@ -5384,7 +5486,7 @@
                     </pic:cNvPicPr>
                   </pic:nvPicPr>
                   <pic:blipFill>
-                    <a:blip r:embed="rId11"/>
+                    <a:blip r:embed="rId12"/>
                     <a:stretch>
                       <a:fillRect/>
                     </a:stretch>
@@ -5408,6 +5510,605 @@
           </wp:inline>
         </w:drawing>
       </w:r>
+    </w:p>
+    <w:p/>
+    <w:p/>
+    <w:p>
+      <w:pPr>
+        <w:rPr>
+          <w:rStyle w:val="14"/>
+          <w:rFonts w:hint="eastAsia"/>
+          <w:lang w:val="en-US" w:eastAsia="zh-CN"/>
+        </w:rPr>
+      </w:pPr>
+      <w:r>
+        <w:rPr>
+          <w:rStyle w:val="14"/>
+          <w:rFonts w:hint="eastAsia"/>
+          <w:lang w:val="en-US" w:eastAsia="zh-CN"/>
+        </w:rPr>
+        <w:t>处理像素</w:t>
+      </w:r>
+    </w:p>
+    <w:p>
+      <w:pPr>
+        <w:rPr>
+          <w:rFonts w:hint="default"/>
+          <w:lang w:val="en-US" w:eastAsia="zh-CN"/>
+        </w:rPr>
+      </w:pPr>
+      <w:r>
+        <w:rPr>
+          <w:rFonts w:hint="eastAsia"/>
+          <w:lang w:val="en-US" w:eastAsia="zh-CN"/>
+        </w:rPr>
+        <w:t>采用并行计算，并且直接根据图片的rgb值，而不是使用Graphics2D画,这样下来性能达到了远超想象的地方</w:t>
+      </w:r>
+    </w:p>
+    <w:p>
+      <w:pPr>
+        <w:rPr>
+          <w:rFonts w:hint="default"/>
+          <w:lang w:val="en-US" w:eastAsia="zh-CN"/>
+        </w:rPr>
+      </w:pPr>
+      <w:r>
+        <w:drawing>
+          <wp:inline distT="0" distB="0" distL="114300" distR="114300">
+            <wp:extent cx="4860925" cy="3764280"/>
+            <wp:effectExtent l="0" t="0" r="635" b="0"/>
+            <wp:docPr id="10" name="图片 2"/>
+            <wp:cNvGraphicFramePr>
+              <a:graphicFrameLocks xmlns:a="http://schemas.openxmlformats.org/drawingml/2006/main" noChangeAspect="1"/>
+            </wp:cNvGraphicFramePr>
+            <a:graphic xmlns:a="http://schemas.openxmlformats.org/drawingml/2006/main">
+              <a:graphicData uri="http://schemas.openxmlformats.org/drawingml/2006/picture">
+                <pic:pic xmlns:pic="http://schemas.openxmlformats.org/drawingml/2006/picture">
+                  <pic:nvPicPr>
+                    <pic:cNvPr id="10" name="图片 2"/>
+                    <pic:cNvPicPr>
+                      <a:picLocks noChangeAspect="1"/>
+                    </pic:cNvPicPr>
+                  </pic:nvPicPr>
+                  <pic:blipFill>
+                    <a:blip r:embed="rId13"/>
+                    <a:stretch>
+                      <a:fillRect/>
+                    </a:stretch>
+                  </pic:blipFill>
+                  <pic:spPr>
+                    <a:xfrm>
+                      <a:off x="0" y="0"/>
+                      <a:ext cx="4860925" cy="3764280"/>
+                    </a:xfrm>
+                    <a:prstGeom prst="rect">
+                      <a:avLst/>
+                    </a:prstGeom>
+                    <a:noFill/>
+                    <a:ln>
+                      <a:noFill/>
+                    </a:ln>
+                  </pic:spPr>
+                </pic:pic>
+              </a:graphicData>
+            </a:graphic>
+          </wp:inline>
+        </w:drawing>
+      </w:r>
+    </w:p>
+    <w:p>
+      <w:r>
+        <w:drawing>
+          <wp:inline distT="0" distB="0" distL="114300" distR="114300">
+            <wp:extent cx="5271135" cy="2903855"/>
+            <wp:effectExtent l="0" t="0" r="1905" b="6985"/>
+            <wp:docPr id="9" name="图片 1"/>
+            <wp:cNvGraphicFramePr>
+              <a:graphicFrameLocks xmlns:a="http://schemas.openxmlformats.org/drawingml/2006/main" noChangeAspect="1"/>
+            </wp:cNvGraphicFramePr>
+            <a:graphic xmlns:a="http://schemas.openxmlformats.org/drawingml/2006/main">
+              <a:graphicData uri="http://schemas.openxmlformats.org/drawingml/2006/picture">
+                <pic:pic xmlns:pic="http://schemas.openxmlformats.org/drawingml/2006/picture">
+                  <pic:nvPicPr>
+                    <pic:cNvPr id="9" name="图片 1"/>
+                    <pic:cNvPicPr>
+                      <a:picLocks noChangeAspect="1"/>
+                    </pic:cNvPicPr>
+                  </pic:nvPicPr>
+                  <pic:blipFill>
+                    <a:blip r:embed="rId14"/>
+                    <a:stretch>
+                      <a:fillRect/>
+                    </a:stretch>
+                  </pic:blipFill>
+                  <pic:spPr>
+                    <a:xfrm>
+                      <a:off x="0" y="0"/>
+                      <a:ext cx="5271135" cy="2903855"/>
+                    </a:xfrm>
+                    <a:prstGeom prst="rect">
+                      <a:avLst/>
+                    </a:prstGeom>
+                    <a:noFill/>
+                    <a:ln>
+                      <a:noFill/>
+                    </a:ln>
+                  </pic:spPr>
+                </pic:pic>
+              </a:graphicData>
+            </a:graphic>
+          </wp:inline>
+        </w:drawing>
+      </w:r>
+    </w:p>
+    <w:p>
+      <w:pPr>
+        <w:pStyle w:val="2"/>
+        <w:bidi w:val="0"/>
+        <w:jc w:val="center"/>
+        <w:rPr>
+          <w:rFonts w:hint="eastAsia"/>
+          <w:lang w:val="en-US" w:eastAsia="zh-CN"/>
+        </w:rPr>
+      </w:pPr>
+      <w:r>
+        <w:rPr>
+          <w:rFonts w:hint="eastAsia"/>
+          <w:lang w:val="en-US" w:eastAsia="zh-CN"/>
+        </w:rPr>
+        <w:t>投影问题</w:t>
+      </w:r>
+    </w:p>
+    <w:p>
+      <w:r>
+        <w:drawing>
+          <wp:inline distT="0" distB="0" distL="114300" distR="114300">
+            <wp:extent cx="5227320" cy="381000"/>
+            <wp:effectExtent l="0" t="0" r="0" b="0"/>
+            <wp:docPr id="12" name="图片 1"/>
+            <wp:cNvGraphicFramePr>
+              <a:graphicFrameLocks xmlns:a="http://schemas.openxmlformats.org/drawingml/2006/main" noChangeAspect="1"/>
+            </wp:cNvGraphicFramePr>
+            <a:graphic xmlns:a="http://schemas.openxmlformats.org/drawingml/2006/main">
+              <a:graphicData uri="http://schemas.openxmlformats.org/drawingml/2006/picture">
+                <pic:pic xmlns:pic="http://schemas.openxmlformats.org/drawingml/2006/picture">
+                  <pic:nvPicPr>
+                    <pic:cNvPr id="12" name="图片 1"/>
+                    <pic:cNvPicPr>
+                      <a:picLocks noChangeAspect="1"/>
+                    </pic:cNvPicPr>
+                  </pic:nvPicPr>
+                  <pic:blipFill>
+                    <a:blip r:embed="rId15"/>
+                    <a:stretch>
+                      <a:fillRect/>
+                    </a:stretch>
+                  </pic:blipFill>
+                  <pic:spPr>
+                    <a:xfrm>
+                      <a:off x="0" y="0"/>
+                      <a:ext cx="5227320" cy="381000"/>
+                    </a:xfrm>
+                    <a:prstGeom prst="rect">
+                      <a:avLst/>
+                    </a:prstGeom>
+                    <a:noFill/>
+                    <a:ln>
+                      <a:noFill/>
+                    </a:ln>
+                  </pic:spPr>
+                </pic:pic>
+              </a:graphicData>
+            </a:graphic>
+          </wp:inline>
+        </w:drawing>
+      </w:r>
+    </w:p>
+    <w:p>
+      <w:pPr>
+        <w:rPr>
+          <w:rFonts w:hint="eastAsia"/>
+          <w:lang w:val="en-US" w:eastAsia="zh-CN"/>
+        </w:rPr>
+      </w:pPr>
+      <w:r>
+        <w:rPr>
+          <w:rFonts w:hint="eastAsia"/>
+          <w:lang w:val="en-US" w:eastAsia="zh-CN"/>
+        </w:rPr>
+        <w:t>这个公式本来没错的，但是算出来的z为-f或者接近-f时，f+z = 0，出现了除以0的情况，计算结果就会及其离谱，但是深度为负数的时候本来就不需要（这里存疑，另一个点深度为正怎么办？）（这里已经解决了，直接将旋转后的点和投影后的点分别存储起来就可以了）</w:t>
+      </w:r>
+    </w:p>
+    <w:p>
+      <w:pPr>
+        <w:rPr>
+          <w:rFonts w:hint="default"/>
+          <w:lang w:val="en-US" w:eastAsia="zh-CN"/>
+        </w:rPr>
+      </w:pPr>
+      <w:r>
+        <w:rPr>
+          <w:rFonts w:hint="default"/>
+          <w:lang w:val="en-US" w:eastAsia="zh-CN"/>
+        </w:rPr>
+        <w:drawing>
+          <wp:inline distT="0" distB="0" distL="114300" distR="114300">
+            <wp:extent cx="5267325" cy="2404745"/>
+            <wp:effectExtent l="0" t="0" r="5715" b="3175"/>
+            <wp:docPr id="13" name="图片 13" descr="main"/>
+            <wp:cNvGraphicFramePr>
+              <a:graphicFrameLocks xmlns:a="http://schemas.openxmlformats.org/drawingml/2006/main" noChangeAspect="1"/>
+            </wp:cNvGraphicFramePr>
+            <a:graphic xmlns:a="http://schemas.openxmlformats.org/drawingml/2006/main">
+              <a:graphicData uri="http://schemas.openxmlformats.org/drawingml/2006/picture">
+                <pic:pic xmlns:pic="http://schemas.openxmlformats.org/drawingml/2006/picture">
+                  <pic:nvPicPr>
+                    <pic:cNvPr id="13" name="图片 13" descr="main"/>
+                    <pic:cNvPicPr>
+                      <a:picLocks noChangeAspect="1"/>
+                    </pic:cNvPicPr>
+                  </pic:nvPicPr>
+                  <pic:blipFill>
+                    <a:blip r:embed="rId16"/>
+                    <a:stretch>
+                      <a:fillRect/>
+                    </a:stretch>
+                  </pic:blipFill>
+                  <pic:spPr>
+                    <a:xfrm>
+                      <a:off x="0" y="0"/>
+                      <a:ext cx="5267325" cy="2404745"/>
+                    </a:xfrm>
+                    <a:prstGeom prst="rect">
+                      <a:avLst/>
+                    </a:prstGeom>
+                  </pic:spPr>
+                </pic:pic>
+              </a:graphicData>
+            </a:graphic>
+          </wp:inline>
+        </w:drawing>
+      </w:r>
+    </w:p>
+    <w:p>
+      <w:pPr>
+        <w:pStyle w:val="6"/>
+        <w:keepNext w:val="0"/>
+        <w:keepLines w:val="0"/>
+        <w:widowControl/>
+        <w:suppressLineNumbers w:val="0"/>
+        <w:rPr>
+          <w:rFonts w:ascii="monospace" w:hAnsi="monospace" w:eastAsia="monospace" w:cs="monospace"/>
+          <w:sz w:val="24"/>
+          <w:szCs w:val="24"/>
+        </w:rPr>
+      </w:pPr>
+      <w:r>
+        <w:rPr>
+          <w:rFonts w:hint="eastAsia"/>
+          <w:lang w:val="en-US" w:eastAsia="zh-CN"/>
+        </w:rPr>
+        <w:t>正常情况下（z&gt;0）f/(f+z) = y1/y没有问题</w:t>
+      </w:r>
+    </w:p>
+    <w:p>
+      <w:pPr>
+        <w:rPr>
+          <w:rFonts w:hint="default"/>
+          <w:lang w:val="en-US" w:eastAsia="zh-CN"/>
+        </w:rPr>
+      </w:pPr>
+      <w:r>
+        <w:rPr>
+          <w:rFonts w:hint="default"/>
+          <w:lang w:val="en-US" w:eastAsia="zh-CN"/>
+        </w:rPr>
+        <w:drawing>
+          <wp:inline distT="0" distB="0" distL="114300" distR="114300">
+            <wp:extent cx="5267325" cy="2889250"/>
+            <wp:effectExtent l="0" t="0" r="5715" b="6350"/>
+            <wp:docPr id="16" name="图片 16" descr="main"/>
+            <wp:cNvGraphicFramePr>
+              <a:graphicFrameLocks xmlns:a="http://schemas.openxmlformats.org/drawingml/2006/main" noChangeAspect="1"/>
+            </wp:cNvGraphicFramePr>
+            <a:graphic xmlns:a="http://schemas.openxmlformats.org/drawingml/2006/main">
+              <a:graphicData uri="http://schemas.openxmlformats.org/drawingml/2006/picture">
+                <pic:pic xmlns:pic="http://schemas.openxmlformats.org/drawingml/2006/picture">
+                  <pic:nvPicPr>
+                    <pic:cNvPr id="16" name="图片 16" descr="main"/>
+                    <pic:cNvPicPr>
+                      <a:picLocks noChangeAspect="1"/>
+                    </pic:cNvPicPr>
+                  </pic:nvPicPr>
+                  <pic:blipFill>
+                    <a:blip r:embed="rId17"/>
+                    <a:stretch>
+                      <a:fillRect/>
+                    </a:stretch>
+                  </pic:blipFill>
+                  <pic:spPr>
+                    <a:xfrm>
+                      <a:off x="0" y="0"/>
+                      <a:ext cx="5267325" cy="2889250"/>
+                    </a:xfrm>
+                    <a:prstGeom prst="rect">
+                      <a:avLst/>
+                    </a:prstGeom>
+                  </pic:spPr>
+                </pic:pic>
+              </a:graphicData>
+            </a:graphic>
+          </wp:inline>
+        </w:drawing>
+      </w:r>
+    </w:p>
+    <w:p>
+      <w:pPr>
+        <w:rPr>
+          <w:rFonts w:hint="eastAsia"/>
+          <w:lang w:val="en-US" w:eastAsia="zh-CN"/>
+        </w:rPr>
+      </w:pPr>
+      <w:r>
+        <w:rPr>
+          <w:rFonts w:hint="eastAsia"/>
+          <w:lang w:val="en-US" w:eastAsia="zh-CN"/>
+        </w:rPr>
+        <w:t>非正常情况下但是能正常表现的（-f&lt;z&lt;0），虽然算出来y1很大，但是表面上看不出问题</w:t>
+      </w:r>
+    </w:p>
+    <w:p>
+      <w:pPr>
+        <w:rPr>
+          <w:rFonts w:hint="default"/>
+          <w:lang w:val="en-US" w:eastAsia="zh-CN"/>
+        </w:rPr>
+      </w:pPr>
+      <w:r>
+        <w:rPr>
+          <w:rFonts w:hint="default"/>
+          <w:lang w:val="en-US" w:eastAsia="zh-CN"/>
+        </w:rPr>
+        <w:drawing>
+          <wp:inline distT="0" distB="0" distL="114300" distR="114300">
+            <wp:extent cx="5267325" cy="3176270"/>
+            <wp:effectExtent l="0" t="0" r="5715" b="8890"/>
+            <wp:docPr id="17" name="图片 17" descr="main"/>
+            <wp:cNvGraphicFramePr>
+              <a:graphicFrameLocks xmlns:a="http://schemas.openxmlformats.org/drawingml/2006/main" noChangeAspect="1"/>
+            </wp:cNvGraphicFramePr>
+            <a:graphic xmlns:a="http://schemas.openxmlformats.org/drawingml/2006/main">
+              <a:graphicData uri="http://schemas.openxmlformats.org/drawingml/2006/picture">
+                <pic:pic xmlns:pic="http://schemas.openxmlformats.org/drawingml/2006/picture">
+                  <pic:nvPicPr>
+                    <pic:cNvPr id="17" name="图片 17" descr="main"/>
+                    <pic:cNvPicPr>
+                      <a:picLocks noChangeAspect="1"/>
+                    </pic:cNvPicPr>
+                  </pic:nvPicPr>
+                  <pic:blipFill>
+                    <a:blip r:embed="rId18"/>
+                    <a:stretch>
+                      <a:fillRect/>
+                    </a:stretch>
+                  </pic:blipFill>
+                  <pic:spPr>
+                    <a:xfrm>
+                      <a:off x="0" y="0"/>
+                      <a:ext cx="5267325" cy="3176270"/>
+                    </a:xfrm>
+                    <a:prstGeom prst="rect">
+                      <a:avLst/>
+                    </a:prstGeom>
+                  </pic:spPr>
+                </pic:pic>
+              </a:graphicData>
+            </a:graphic>
+          </wp:inline>
+        </w:drawing>
+      </w:r>
+    </w:p>
+    <w:p>
+      <w:pPr>
+        <w:rPr>
+          <w:rFonts w:hint="eastAsia"/>
+          <w:lang w:val="en-US" w:eastAsia="zh-CN"/>
+        </w:rPr>
+      </w:pPr>
+      <w:r>
+        <w:rPr>
+          <w:rFonts w:hint="eastAsia"/>
+          <w:lang w:val="en-US" w:eastAsia="zh-CN"/>
+        </w:rPr>
+        <w:t>但是当焦距z越来越接近-f时，y1变得越来越大，但是至少在目前情况下表现的情况是没有任何问题的，毕竟后面直接可以被裁剪掉</w:t>
+      </w:r>
+    </w:p>
+    <w:p>
+      <w:pPr>
+        <w:rPr>
+          <w:rFonts w:hint="eastAsia"/>
+          <w:lang w:val="en-US" w:eastAsia="zh-CN"/>
+        </w:rPr>
+      </w:pPr>
+      <w:r>
+        <w:rPr>
+          <w:rFonts w:hint="eastAsia"/>
+          <w:lang w:val="en-US" w:eastAsia="zh-CN"/>
+        </w:rPr>
+        <w:drawing>
+          <wp:inline distT="0" distB="0" distL="114300" distR="114300">
+            <wp:extent cx="5267325" cy="2673350"/>
+            <wp:effectExtent l="0" t="0" r="5715" b="8890"/>
+            <wp:docPr id="19" name="图片 19" descr="main"/>
+            <wp:cNvGraphicFramePr>
+              <a:graphicFrameLocks xmlns:a="http://schemas.openxmlformats.org/drawingml/2006/main" noChangeAspect="1"/>
+            </wp:cNvGraphicFramePr>
+            <a:graphic xmlns:a="http://schemas.openxmlformats.org/drawingml/2006/main">
+              <a:graphicData uri="http://schemas.openxmlformats.org/drawingml/2006/picture">
+                <pic:pic xmlns:pic="http://schemas.openxmlformats.org/drawingml/2006/picture">
+                  <pic:nvPicPr>
+                    <pic:cNvPr id="19" name="图片 19" descr="main"/>
+                    <pic:cNvPicPr>
+                      <a:picLocks noChangeAspect="1"/>
+                    </pic:cNvPicPr>
+                  </pic:nvPicPr>
+                  <pic:blipFill>
+                    <a:blip r:embed="rId19"/>
+                    <a:stretch>
+                      <a:fillRect/>
+                    </a:stretch>
+                  </pic:blipFill>
+                  <pic:spPr>
+                    <a:xfrm>
+                      <a:off x="0" y="0"/>
+                      <a:ext cx="5267325" cy="2673350"/>
+                    </a:xfrm>
+                    <a:prstGeom prst="rect">
+                      <a:avLst/>
+                    </a:prstGeom>
+                  </pic:spPr>
+                </pic:pic>
+              </a:graphicData>
+            </a:graphic>
+          </wp:inline>
+        </w:drawing>
+      </w:r>
+    </w:p>
+    <w:p>
+      <w:pPr>
+        <w:rPr>
+          <w:rFonts w:hint="default"/>
+          <w:lang w:val="en-US" w:eastAsia="zh-CN"/>
+        </w:rPr>
+      </w:pPr>
+      <w:r>
+        <w:rPr>
+          <w:rFonts w:hint="eastAsia"/>
+          <w:lang w:val="en-US" w:eastAsia="zh-CN"/>
+        </w:rPr>
+        <w:t>但是一旦深度在z = -f 时，这个时候不管是图上看还是从式子看都没有意义，求不出y1的值</w:t>
+      </w:r>
+      <w:r>
+        <w:rPr>
+          <w:rFonts w:hint="default"/>
+          <w:lang w:val="en-US" w:eastAsia="zh-CN"/>
+        </w:rPr>
+        <w:drawing>
+          <wp:inline distT="0" distB="0" distL="114300" distR="114300">
+            <wp:extent cx="5267325" cy="2737485"/>
+            <wp:effectExtent l="0" t="0" r="5715" b="5715"/>
+            <wp:docPr id="20" name="图片 20" descr="main"/>
+            <wp:cNvGraphicFramePr>
+              <a:graphicFrameLocks xmlns:a="http://schemas.openxmlformats.org/drawingml/2006/main" noChangeAspect="1"/>
+            </wp:cNvGraphicFramePr>
+            <a:graphic xmlns:a="http://schemas.openxmlformats.org/drawingml/2006/main">
+              <a:graphicData uri="http://schemas.openxmlformats.org/drawingml/2006/picture">
+                <pic:pic xmlns:pic="http://schemas.openxmlformats.org/drawingml/2006/picture">
+                  <pic:nvPicPr>
+                    <pic:cNvPr id="20" name="图片 20" descr="main"/>
+                    <pic:cNvPicPr>
+                      <a:picLocks noChangeAspect="1"/>
+                    </pic:cNvPicPr>
+                  </pic:nvPicPr>
+                  <pic:blipFill>
+                    <a:blip r:embed="rId20"/>
+                    <a:stretch>
+                      <a:fillRect/>
+                    </a:stretch>
+                  </pic:blipFill>
+                  <pic:spPr>
+                    <a:xfrm>
+                      <a:off x="0" y="0"/>
+                      <a:ext cx="5267325" cy="2737485"/>
+                    </a:xfrm>
+                    <a:prstGeom prst="rect">
+                      <a:avLst/>
+                    </a:prstGeom>
+                  </pic:spPr>
+                </pic:pic>
+              </a:graphicData>
+            </a:graphic>
+          </wp:inline>
+        </w:drawing>
+      </w:r>
+    </w:p>
+    <w:p>
+      <w:pPr>
+        <w:rPr>
+          <w:rFonts w:hint="eastAsia"/>
+          <w:lang w:val="en-US" w:eastAsia="zh-CN"/>
+        </w:rPr>
+      </w:pPr>
+      <w:r>
+        <w:rPr>
+          <w:rFonts w:hint="eastAsia"/>
+          <w:lang w:val="en-US" w:eastAsia="zh-CN"/>
+        </w:rPr>
+        <w:t>而深度在z &lt;-f的时候，y1虽然能求出来，因为z+f&lt;0,符号改变，求出来的y1值是负数，从图上看就是反向，出现很奇怪的情况</w:t>
+      </w:r>
+    </w:p>
+    <w:p>
+      <w:pPr>
+        <w:rPr>
+          <w:rFonts w:hint="eastAsia"/>
+          <w:lang w:val="en-US" w:eastAsia="zh-CN"/>
+        </w:rPr>
+      </w:pPr>
+    </w:p>
+    <w:p>
+      <w:pPr>
+        <w:rPr>
+          <w:rFonts w:hint="eastAsia"/>
+          <w:lang w:val="en-US" w:eastAsia="zh-CN"/>
+        </w:rPr>
+      </w:pPr>
+      <w:r>
+        <w:rPr>
+          <w:rFonts w:hint="eastAsia"/>
+          <w:lang w:val="en-US" w:eastAsia="zh-CN"/>
+        </w:rPr>
+        <w:t>综上所述，所以需要对透视投影采取视锥体裁剪算法，把z&lt;0的点裁掉，算出z = 0的时候的点来代替被裁掉的点</w:t>
+      </w:r>
+    </w:p>
+    <w:p>
+      <w:pPr>
+        <w:rPr>
+          <w:rFonts w:hint="eastAsia"/>
+          <w:lang w:val="en-US" w:eastAsia="zh-CN"/>
+        </w:rPr>
+      </w:pPr>
+    </w:p>
+    <w:p>
+      <w:pPr>
+        <w:rPr>
+          <w:rFonts w:hint="eastAsia"/>
+          <w:lang w:val="en-US" w:eastAsia="zh-CN"/>
+        </w:rPr>
+      </w:pPr>
+      <w:r>
+        <w:rPr>
+          <w:rFonts w:hint="eastAsia"/>
+          <w:lang w:val="en-US" w:eastAsia="zh-CN"/>
+        </w:rPr>
+        <w:t>那么接下来就又产生了一个问题，面的裁剪怎么计算，已知点是按照顺序围成一圈的，一个面被裁剪后，出现的情况只有两个，裁剪一半，全部裁剪。</w:t>
+      </w:r>
+    </w:p>
+    <w:p>
+      <w:pPr>
+        <w:rPr>
+          <w:rFonts w:hint="default"/>
+          <w:lang w:val="en-US" w:eastAsia="zh-CN"/>
+        </w:rPr>
+      </w:pPr>
+      <w:r>
+        <w:rPr>
+          <w:rFonts w:hint="eastAsia"/>
+          <w:lang w:val="en-US" w:eastAsia="zh-CN"/>
+        </w:rPr>
+        <w:t>直接对每个点进行遍历</w:t>
+      </w:r>
+      <w:bookmarkStart w:id="0" w:name="_GoBack"/>
+      <w:bookmarkEnd w:id="0"/>
     </w:p>
     <w:sectPr>
       <w:pgSz w:w="11906" w:h="16838"/>
@@ -5748,6 +6449,7 @@
     <w:name w:val="heading 2"/>
     <w:basedOn w:val="1"/>
     <w:next w:val="1"/>
+    <w:link w:val="14"/>
     <w:unhideWhenUsed/>
     <w:qFormat/>
     <w:uiPriority w:val="0"/>
@@ -5917,6 +6619,16 @@
     <w:rPr>
       <w:color w:val="0000FF"/>
       <w:u w:val="single"/>
+    </w:rPr>
+  </w:style>
+  <w:style w:type="character" w:customStyle="1" w:styleId="14">
+    <w:name w:val="标题 2 Char"/>
+    <w:link w:val="3"/>
+    <w:uiPriority w:val="0"/>
+    <w:rPr>
+      <w:rFonts w:ascii="Arial" w:hAnsi="Arial" w:eastAsia="黑体"/>
+      <w:b/>
+      <w:sz w:val="32"/>
     </w:rPr>
   </w:style>
 </w:styles>
